--- a/Merkblätter/Merkblatt_Prüflinge_KB-BFL.docx
+++ b/Merkblätter/Merkblatt_Prüflinge_KB-BFL.docx
@@ -32,9 +32,16 @@
       <w:r>
         <w:t xml:space="preserve">Version </w:t>
       </w:r>
-      <w:r>
-        <w:t>2</w:t>
-      </w:r>
+      <w:del w:id="0" w:author="Gottfried Zimmermann" w:date="2026-03-20T10:36:00Z" w16du:dateUtc="2026-03-20T09:36:00Z">
+        <w:r>
+          <w:delText>2</w:delText>
+        </w:r>
+      </w:del>
+      <w:ins w:id="1" w:author="Gottfried Zimmermann" w:date="2026-03-20T10:36:00Z" w16du:dateUtc="2026-03-20T09:36:00Z">
+        <w:r>
+          <w:t>3</w:t>
+        </w:r>
+      </w:ins>
       <w:r>
         <w:t xml:space="preserve"> – 202</w:t>
       </w:r>
@@ -47,12 +54,19 @@
       <w:r>
         <w:t>03-</w:t>
       </w:r>
-      <w:r>
-        <w:t>1</w:t>
-      </w:r>
-      <w:r>
-        <w:t>3</w:t>
-      </w:r>
+      <w:ins w:id="2" w:author="Gottfried Zimmermann" w:date="2026-03-20T10:36:00Z" w16du:dateUtc="2026-03-20T09:36:00Z">
+        <w:r>
+          <w:t>20</w:t>
+        </w:r>
+      </w:ins>
+      <w:del w:id="3" w:author="Gottfried Zimmermann" w:date="2026-03-20T10:36:00Z" w16du:dateUtc="2026-03-20T09:36:00Z">
+        <w:r>
+          <w:delText>1</w:delText>
+        </w:r>
+        <w:r>
+          <w:delText>3</w:delText>
+        </w:r>
+      </w:del>
     </w:p>
     <w:p>
       <w:r>
@@ -262,10 +276,122 @@
           <w:ilvl w:val="0"/>
           <w:numId w:val="8"/>
         </w:numPr>
+        <w:rPr>
+          <w:ins w:id="4" w:author="Gottfried Zimmermann" w:date="2026-03-20T10:42:00Z" w16du:dateUtc="2026-03-20T09:42:00Z"/>
+        </w:rPr>
       </w:pPr>
       <w:r>
-        <w:t>Bringen Sie nach Möglichkeit Ihren eigenen Laptop mit zur Prüfung.</w:t>
+        <w:t xml:space="preserve">Bringen Sie </w:t>
       </w:r>
+      <w:ins w:id="5" w:author="Gottfried Zimmermann" w:date="2026-03-20T10:42:00Z" w16du:dateUtc="2026-03-20T09:42:00Z">
+        <w:r>
+          <w:t>zur Prüfung mit:</w:t>
+        </w:r>
+      </w:ins>
+    </w:p>
+    <w:p>
+      <w:pPr>
+        <w:pStyle w:val="Listenabsatz"/>
+        <w:numPr>
+          <w:ilvl w:val="1"/>
+          <w:numId w:val="8"/>
+        </w:numPr>
+        <w:rPr>
+          <w:ins w:id="6" w:author="Gottfried Zimmermann" w:date="2026-03-20T10:38:00Z" w16du:dateUtc="2026-03-20T09:38:00Z"/>
+        </w:rPr>
+        <w:pPrChange w:id="7" w:author="Gottfried Zimmermann" w:date="2026-03-20T10:42:00Z" w16du:dateUtc="2026-03-20T09:42:00Z">
+          <w:pPr>
+            <w:pStyle w:val="Listenabsatz"/>
+            <w:numPr>
+              <w:numId w:val="8"/>
+            </w:numPr>
+            <w:ind w:hanging="360"/>
+          </w:pPr>
+        </w:pPrChange>
+      </w:pPr>
+      <w:del w:id="8" w:author="Gottfried Zimmermann" w:date="2026-03-20T10:42:00Z" w16du:dateUtc="2026-03-20T09:42:00Z">
+        <w:r>
+          <w:delText>n</w:delText>
+        </w:r>
+      </w:del>
+      <w:ins w:id="9" w:author="Gottfried Zimmermann" w:date="2026-03-20T10:42:00Z" w16du:dateUtc="2026-03-20T09:42:00Z">
+        <w:r>
+          <w:t>N</w:t>
+        </w:r>
+      </w:ins>
+      <w:r>
+        <w:t>ach Möglichkeit Ihren eigenen Laptop</w:t>
+      </w:r>
+      <w:ins w:id="10" w:author="Gottfried Zimmermann" w:date="2026-03-20T10:56:00Z" w16du:dateUtc="2026-03-20T09:56:00Z">
+        <w:r>
+          <w:t>.</w:t>
+        </w:r>
+      </w:ins>
+      <w:del w:id="11" w:author="Gottfried Zimmermann" w:date="2026-03-20T10:42:00Z" w16du:dateUtc="2026-03-20T09:42:00Z">
+        <w:r>
+          <w:delText xml:space="preserve"> mit zur Prüfung.</w:delText>
+        </w:r>
+      </w:del>
+      <w:ins w:id="12" w:author="Gottfried Zimmermann" w:date="2026-03-20T10:38:00Z" w16du:dateUtc="2026-03-20T09:38:00Z">
+        <w:r>
+          <w:t xml:space="preserve"> </w:t>
+        </w:r>
+      </w:ins>
+    </w:p>
+    <w:p>
+      <w:pPr>
+        <w:pStyle w:val="Listenabsatz"/>
+        <w:numPr>
+          <w:ilvl w:val="1"/>
+          <w:numId w:val="8"/>
+        </w:numPr>
+        <w:rPr>
+          <w:ins w:id="13" w:author="Gottfried Zimmermann" w:date="2026-03-20T10:42:00Z" w16du:dateUtc="2026-03-20T09:42:00Z"/>
+        </w:rPr>
+      </w:pPr>
+      <w:ins w:id="14" w:author="Gottfried Zimmermann" w:date="2026-03-20T10:42:00Z" w16du:dateUtc="2026-03-20T09:42:00Z">
+        <w:r>
+          <w:t>Einen Kopfhörer, f</w:t>
+        </w:r>
+      </w:ins>
+      <w:ins w:id="15" w:author="Gottfried Zimmermann" w:date="2026-03-20T10:38:00Z" w16du:dateUtc="2026-03-20T09:38:00Z">
+        <w:r>
+          <w:t>alls Sie einen Screenreader oder eine Vorlesefunktion während der Prüfung nutzen wollen</w:t>
+        </w:r>
+      </w:ins>
+      <w:ins w:id="16" w:author="Gottfried Zimmermann" w:date="2026-03-20T10:56:00Z" w16du:dateUtc="2026-03-20T09:56:00Z">
+        <w:r>
+          <w:t>.</w:t>
+        </w:r>
+      </w:ins>
+    </w:p>
+    <w:p>
+      <w:pPr>
+        <w:pStyle w:val="Listenabsatz"/>
+        <w:numPr>
+          <w:ilvl w:val="1"/>
+          <w:numId w:val="8"/>
+        </w:numPr>
+        <w:pPrChange w:id="17" w:author="Gottfried Zimmermann" w:date="2026-03-20T10:42:00Z" w16du:dateUtc="2026-03-20T09:42:00Z">
+          <w:pPr>
+            <w:pStyle w:val="Listenabsatz"/>
+            <w:numPr>
+              <w:numId w:val="8"/>
+            </w:numPr>
+            <w:ind w:hanging="360"/>
+          </w:pPr>
+        </w:pPrChange>
+      </w:pPr>
+      <w:ins w:id="18" w:author="Gottfried Zimmermann" w:date="2026-03-20T10:42:00Z" w16du:dateUtc="2026-03-20T09:42:00Z">
+        <w:r>
+          <w:t>Ein leeres Blatt Papier (DIN A4) für Ihre Notizen</w:t>
+        </w:r>
+      </w:ins>
+      <w:ins w:id="19" w:author="Gottfried Zimmermann" w:date="2026-03-20T10:56:00Z" w16du:dateUtc="2026-03-20T09:56:00Z">
+        <w:r>
+          <w:t>.</w:t>
+        </w:r>
+      </w:ins>
     </w:p>
     <w:p>
       <w:pPr>
@@ -288,6 +414,7 @@
         </w:numPr>
       </w:pPr>
       <w:r>
+        <w:lastRenderedPageBreak/>
         <w:t>Vergessen Sie nicht</w:t>
       </w:r>
       <w:r>
@@ -318,7 +445,6 @@
         </w:numPr>
       </w:pPr>
       <w:r>
-        <w:lastRenderedPageBreak/>
         <w:t>Überprüfen Sie die Funktion von WLAN und Internetverbindung.</w:t>
       </w:r>
     </w:p>
@@ -412,6 +538,9 @@
           <w:ilvl w:val="0"/>
           <w:numId w:val="9"/>
         </w:numPr>
+        <w:rPr>
+          <w:ins w:id="20" w:author="Gottfried Zimmermann" w:date="2026-03-20T10:37:00Z" w16du:dateUtc="2026-03-20T09:37:00Z"/>
+        </w:rPr>
       </w:pPr>
       <w:r>
         <w:t>Bei der Prüfung darf nur der Browser mit den Prüfungsfragen verwendet werden; es sind keine Hilfsmittel erlaubt, es sei denn, sie wurden</w:t>
@@ -430,10 +559,173 @@
           <w:ilvl w:val="0"/>
           <w:numId w:val="9"/>
         </w:numPr>
-      </w:pPr>
+        <w:rPr>
+          <w:ins w:id="21" w:author="Gottfried Zimmermann" w:date="2026-03-20T10:43:00Z" w16du:dateUtc="2026-03-20T09:43:00Z"/>
+        </w:rPr>
+      </w:pPr>
+      <w:ins w:id="22" w:author="Gottfried Zimmermann" w:date="2026-03-20T10:37:00Z" w16du:dateUtc="2026-03-20T09:37:00Z">
+        <w:r>
+          <w:t>Wenn Sie einen Screenreade</w:t>
+        </w:r>
+      </w:ins>
+      <w:ins w:id="23" w:author="Gottfried Zimmermann" w:date="2026-03-20T10:38:00Z" w16du:dateUtc="2026-03-20T09:38:00Z">
+        <w:r>
+          <w:t>r oder eine Vorlesefunktion verwenden, verwenden Sie bitte einen Kopfhörer.</w:t>
+        </w:r>
+      </w:ins>
+    </w:p>
+    <w:p>
+      <w:pPr>
+        <w:pStyle w:val="Listenabsatz"/>
+        <w:numPr>
+          <w:ilvl w:val="0"/>
+          <w:numId w:val="9"/>
+        </w:numPr>
+        <w:rPr>
+          <w:ins w:id="24" w:author="Gottfried Zimmermann" w:date="2026-03-20T10:45:00Z" w16du:dateUtc="2026-03-20T09:45:00Z"/>
+        </w:rPr>
+      </w:pPr>
+      <w:ins w:id="25" w:author="Gottfried Zimmermann" w:date="2026-03-20T10:43:00Z" w16du:dateUtc="2026-03-20T09:43:00Z">
+        <w:r>
+          <w:t>Sie dürfen ein leeres Blatt Papier (DIN A4) für Ihre Notizen verwenden. Dieses müssen Sie nach der Prüfung bei der Aufsicht abgeben.</w:t>
+        </w:r>
+      </w:ins>
+    </w:p>
+    <w:p>
+      <w:pPr>
+        <w:pStyle w:val="Listenabsatz"/>
+        <w:numPr>
+          <w:ilvl w:val="0"/>
+          <w:numId w:val="9"/>
+        </w:numPr>
+      </w:pPr>
+      <w:ins w:id="26" w:author="Gottfried Zimmermann" w:date="2026-03-20T10:45:00Z" w16du:dateUtc="2026-03-20T09:45:00Z">
+        <w:r>
+          <w:t xml:space="preserve">Sie dürfen auf die Toilette gehen, aber </w:t>
+        </w:r>
+      </w:ins>
+      <w:ins w:id="27" w:author="Gottfried Zimmermann" w:date="2026-03-20T10:46:00Z" w16du:dateUtc="2026-03-20T09:46:00Z">
+        <w:r>
+          <w:t xml:space="preserve">Sie müssen Ihr Handy im Examensraum lassen. Es darf </w:t>
+        </w:r>
+      </w:ins>
+      <w:ins w:id="28" w:author="Gottfried Zimmermann" w:date="2026-03-20T10:45:00Z" w16du:dateUtc="2026-03-20T09:45:00Z">
+        <w:r>
+          <w:t>nur immer eine Person auf einmal</w:t>
+        </w:r>
+      </w:ins>
+      <w:ins w:id="29" w:author="Gottfried Zimmermann" w:date="2026-03-20T10:46:00Z" w16du:dateUtc="2026-03-20T09:46:00Z">
+        <w:r>
+          <w:t xml:space="preserve"> auf die Toilette gehen. Die Bearbeitungszeit für </w:t>
+        </w:r>
+      </w:ins>
+      <w:ins w:id="30" w:author="Gottfried Zimmermann" w:date="2026-03-20T10:47:00Z" w16du:dateUtc="2026-03-20T09:47:00Z">
+        <w:r>
+          <w:t xml:space="preserve">die Prüfung </w:t>
+        </w:r>
+      </w:ins>
+      <w:ins w:id="31" w:author="Gottfried Zimmermann" w:date="2026-03-20T10:46:00Z" w16du:dateUtc="2026-03-20T09:46:00Z">
+        <w:r>
+          <w:t>wird dadurch nicht</w:t>
+        </w:r>
+      </w:ins>
+      <w:ins w:id="32" w:author="Gottfried Zimmermann" w:date="2026-03-20T10:47:00Z" w16du:dateUtc="2026-03-20T09:47:00Z">
+        <w:r>
+          <w:t xml:space="preserve"> verlängert.</w:t>
+        </w:r>
+      </w:ins>
+    </w:p>
+    <w:p>
+      <w:pPr>
+        <w:pStyle w:val="Listenabsatz"/>
+        <w:numPr>
+          <w:ilvl w:val="0"/>
+          <w:numId w:val="9"/>
+        </w:numPr>
+      </w:pPr>
+      <w:ins w:id="33" w:author="Gottfried Zimmermann" w:date="2026-03-20T10:51:00Z" w16du:dateUtc="2026-03-20T09:51:00Z">
+        <w:r>
+          <w:t xml:space="preserve">Ihre </w:t>
+        </w:r>
+        <w:r>
+          <w:t xml:space="preserve">Antworten </w:t>
+        </w:r>
+        <w:r>
+          <w:t>werden auf einem Moodle-</w:t>
+        </w:r>
+        <w:r>
+          <w:t xml:space="preserve"> Server gespeichert</w:t>
+        </w:r>
+        <w:r>
+          <w:t xml:space="preserve">. </w:t>
+        </w:r>
+      </w:ins>
+      <w:ins w:id="34" w:author="Gottfried Zimmermann" w:date="2026-03-20T10:52:00Z" w16du:dateUtc="2026-03-20T09:52:00Z">
+        <w:r>
+          <w:t xml:space="preserve">Wir sind bemüht, für einen reibungslosen technischen Ablauf zu sorgen. </w:t>
+        </w:r>
+      </w:ins>
       <w:r>
-        <w:t>Falls Sie den Browser während der Prüfung aus Versehen schließen, öffnen Sie den Browser wieder und setzen Ihr Examen im Kurs weiter fort.</w:t>
+        <w:t xml:space="preserve">Falls </w:t>
       </w:r>
+      <w:ins w:id="35" w:author="Gottfried Zimmermann" w:date="2026-03-20T10:52:00Z" w16du:dateUtc="2026-03-20T09:52:00Z">
+        <w:r>
+          <w:t xml:space="preserve">Sie trotzdem auf ein technisches Problem </w:t>
+        </w:r>
+      </w:ins>
+      <w:ins w:id="36" w:author="Gottfried Zimmermann" w:date="2026-03-20T10:53:00Z" w16du:dateUtc="2026-03-20T09:53:00Z">
+        <w:r>
+          <w:t xml:space="preserve">stoßen sollten, oder falls </w:t>
+        </w:r>
+      </w:ins>
+      <w:r>
+        <w:t xml:space="preserve">Sie den Browser während der Prüfung aus Versehen schließen, öffnen Sie </w:t>
+      </w:r>
+      <w:del w:id="37" w:author="Gottfried Zimmermann" w:date="2026-03-20T10:53:00Z" w16du:dateUtc="2026-03-20T09:53:00Z">
+        <w:r>
+          <w:delText xml:space="preserve">den </w:delText>
+        </w:r>
+      </w:del>
+      <w:ins w:id="38" w:author="Gottfried Zimmermann" w:date="2026-03-20T10:53:00Z" w16du:dateUtc="2026-03-20T09:53:00Z">
+        <w:r>
+          <w:t>ein neues</w:t>
+        </w:r>
+        <w:r>
+          <w:t xml:space="preserve"> </w:t>
+        </w:r>
+      </w:ins>
+      <w:r>
+        <w:t>Browser</w:t>
+      </w:r>
+      <w:ins w:id="39" w:author="Gottfried Zimmermann" w:date="2026-03-20T10:53:00Z" w16du:dateUtc="2026-03-20T09:53:00Z">
+        <w:r>
+          <w:t>fenster</w:t>
+        </w:r>
+      </w:ins>
+      <w:r>
+        <w:t xml:space="preserve"> </w:t>
+      </w:r>
+      <w:del w:id="40" w:author="Gottfried Zimmermann" w:date="2026-03-20T10:53:00Z" w16du:dateUtc="2026-03-20T09:53:00Z">
+        <w:r>
+          <w:delText xml:space="preserve">wieder </w:delText>
+        </w:r>
+      </w:del>
+      <w:r>
+        <w:t xml:space="preserve">und setzen Ihr Examen im Kurs </w:t>
+      </w:r>
+      <w:ins w:id="41" w:author="Gottfried Zimmermann" w:date="2026-03-20T10:53:00Z" w16du:dateUtc="2026-03-20T09:53:00Z">
+        <w:r>
+          <w:t xml:space="preserve">mit dem gegebenen Link </w:t>
+        </w:r>
+      </w:ins>
+      <w:r>
+        <w:t>weiter fort.</w:t>
+      </w:r>
+      <w:ins w:id="42" w:author="Gottfried Zimmermann" w:date="2026-03-20T10:51:00Z" w16du:dateUtc="2026-03-20T09:51:00Z">
+        <w:r>
+          <w:t xml:space="preserve"> </w:t>
+        </w:r>
+      </w:ins>
     </w:p>
     <w:p>
       <w:pPr>
@@ -468,8 +760,12 @@
           <w:ilvl w:val="0"/>
           <w:numId w:val="10"/>
         </w:numPr>
+        <w:rPr>
+          <w:ins w:id="43" w:author="Gottfried Zimmermann" w:date="2026-03-20T10:43:00Z" w16du:dateUtc="2026-03-20T09:43:00Z"/>
+        </w:rPr>
       </w:pPr>
       <w:r>
+        <w:lastRenderedPageBreak/>
         <w:t xml:space="preserve">Sie bekommen Ihr Ergebnis </w:t>
       </w:r>
       <w:r>
@@ -490,9 +786,71 @@
           <w:numId w:val="10"/>
         </w:numPr>
       </w:pPr>
+      <w:ins w:id="44" w:author="Gottfried Zimmermann" w:date="2026-03-20T10:43:00Z" w16du:dateUtc="2026-03-20T09:43:00Z">
+        <w:r>
+          <w:t xml:space="preserve">Falls Sie </w:t>
+        </w:r>
+      </w:ins>
+      <w:ins w:id="45" w:author="Gottfried Zimmermann" w:date="2026-03-20T10:57:00Z" w16du:dateUtc="2026-03-20T09:57:00Z">
+        <w:r>
+          <w:t xml:space="preserve">Notizen auf </w:t>
+        </w:r>
+      </w:ins>
+      <w:ins w:id="46" w:author="Gottfried Zimmermann" w:date="2026-03-20T10:43:00Z" w16du:dateUtc="2026-03-20T09:43:00Z">
+        <w:r>
+          <w:t xml:space="preserve">Papier in der Prüfung </w:t>
+        </w:r>
+      </w:ins>
+      <w:ins w:id="47" w:author="Gottfried Zimmermann" w:date="2026-03-20T10:57:00Z" w16du:dateUtc="2026-03-20T09:57:00Z">
+        <w:r>
+          <w:t>erstellt</w:t>
+        </w:r>
+      </w:ins>
+      <w:ins w:id="48" w:author="Gottfried Zimmermann" w:date="2026-03-20T10:43:00Z" w16du:dateUtc="2026-03-20T09:43:00Z">
+        <w:r>
+          <w:t xml:space="preserve"> haben, geben S</w:t>
+        </w:r>
+      </w:ins>
+      <w:ins w:id="49" w:author="Gottfried Zimmermann" w:date="2026-03-20T10:44:00Z" w16du:dateUtc="2026-03-20T09:44:00Z">
+        <w:r>
+          <w:t>ie es bei der Aufsichtsperson ab.</w:t>
+        </w:r>
+      </w:ins>
+    </w:p>
+    <w:p>
+      <w:pPr>
+        <w:pStyle w:val="Listenabsatz"/>
+        <w:numPr>
+          <w:ilvl w:val="0"/>
+          <w:numId w:val="10"/>
+        </w:numPr>
+      </w:pPr>
       <w:r>
         <w:t>Bitte beachten Sie, dass die Prüfungsfragen nach Abschluss der Prüfung der Vertraulichkeit unterliegen. Eine Weitergabe, Vervielfältigung oder Veröffentlichung ist nicht gestattet.</w:t>
       </w:r>
+      <w:ins w:id="50" w:author="Gottfried Zimmermann" w:date="2026-03-20T10:39:00Z" w16du:dateUtc="2026-03-20T09:39:00Z">
+        <w:r>
+          <w:t xml:space="preserve"> Bei Zuwiderhandlungen </w:t>
+        </w:r>
+      </w:ins>
+      <w:ins w:id="51" w:author="Gottfried Zimmermann" w:date="2026-03-20T10:40:00Z" w16du:dateUtc="2026-03-20T09:40:00Z">
+        <w:r>
+          <w:t xml:space="preserve">wird Ihr </w:t>
+        </w:r>
+        <w:r>
+          <w:t>Knowledge Badge</w:t>
+        </w:r>
+      </w:ins>
+      <w:ins w:id="52" w:author="Gottfried Zimmermann" w:date="2026-03-20T10:41:00Z" w16du:dateUtc="2026-03-20T09:41:00Z">
+        <w:r>
+          <w:t xml:space="preserve"> aberkannt. Außerdem behalten wir uns weitere geeignete </w:t>
+        </w:r>
+      </w:ins>
+      <w:ins w:id="53" w:author="Gottfried Zimmermann" w:date="2026-03-20T10:39:00Z" w16du:dateUtc="2026-03-20T09:39:00Z">
+        <w:r>
+          <w:t>Maßnahmen vor.</w:t>
+        </w:r>
+      </w:ins>
     </w:p>
     <w:p>
       <w:pPr>
@@ -2858,6 +3216,14 @@
     <w:abstractNumId w:val="10"/>
   </w:num>
 </w:numbering>
+</file>
+
+<file path=word/people.xml><?xml version="1.0" encoding="utf-8"?>
+<w15:people xmlns:wpc="http://schemas.microsoft.com/office/word/2010/wordprocessingCanvas" xmlns:cx="http://schemas.microsoft.com/office/drawing/2014/chartex" xmlns:cx1="http://schemas.microsoft.com/office/drawing/2015/9/8/chartex" xmlns:cx2="http://schemas.microsoft.com/office/drawing/2015/10/21/chartex" xmlns:cx3="http://schemas.microsoft.com/office/drawing/2016/5/9/chartex" xmlns:cx4="http://schemas.microsoft.com/office/drawing/2016/5/10/chartex" xmlns:cx5="http://schemas.microsoft.com/office/drawing/2016/5/11/chartex" xmlns:cx6="http://schemas.microsoft.com/office/drawing/2016/5/12/chartex" xmlns:cx7="http://schemas.microsoft.com/office/drawing/2016/5/13/chartex" xmlns:cx8="http://schemas.microsoft.com/office/drawing/2016/5/14/chartex" xmlns:mc="http://schemas.openxmlformats.org/markup-compatibility/2006" xmlns:aink="http://schemas.microsoft.com/office/drawing/2016/ink" xmlns:am3d="http://schemas.microsoft.com/office/drawing/2017/model3d" xmlns:o="urn:schemas-microsoft-com:office:office" xmlns:oel="http://schemas.microsoft.com/office/2019/extlst" xmlns:r="http://schemas.openxmlformats.org/officeDocument/2006/relationships" xmlns:m="http://schemas.openxmlformats.org/officeDocument/2006/math" xmlns:v="urn:schemas-microsoft-com:vml" xmlns:wp14="http://schemas.microsoft.com/office/word/2010/wordprocessingDrawing" xmlns:wp="http://schemas.openxmlformats.org/drawingml/2006/wordprocessingDrawing" xmlns:w10="urn:schemas-microsoft-com:office:word" xmlns:w="http://schemas.openxmlformats.org/wordprocessingml/2006/main" xmlns:w14="http://schemas.microsoft.com/office/word/2010/wordml" xmlns:w15="http://schemas.microsoft.com/office/word/2012/wordml" xmlns:w16cex="http://schemas.microsoft.com/office/word/2018/wordml/cex" xmlns:w16cid="http://schemas.microsoft.com/office/word/2016/wordml/cid" xmlns:w16="http://schemas.microsoft.com/office/word/2018/wordml" xmlns:w16du="http://schemas.microsoft.com/office/word/2023/wordml/word16du" xmlns:w16sdtdh="http://schemas.microsoft.com/office/word/2020/wordml/sdtdatahash" xmlns:w16sdtfl="http://schemas.microsoft.com/office/word/2024/wordml/sdtformatlock" xmlns:w16se="http://schemas.microsoft.com/office/word/2015/wordml/symex" xmlns:wpg="http://schemas.microsoft.com/office/word/2010/wordprocessingGroup" xmlns:wpi="http://schemas.microsoft.com/office/word/2010/wordprocessingInk" xmlns:wne="http://schemas.microsoft.com/office/word/2006/wordml" xmlns:wps="http://schemas.microsoft.com/office/word/2010/wordprocessingShape" mc:Ignorable="w14 w15 w16se w16cid w16 w16cex w16sdtdh w16sdtfl w16du wp14">
+  <w15:person w15:author="Gottfried Zimmermann">
+    <w15:presenceInfo w15:providerId="Windows Live" w15:userId="89dddc6042953ddf"/>
+  </w15:person>
+</w15:people>
 </file>
 
 <file path=word/styles.xml><?xml version="1.0" encoding="utf-8"?>
@@ -3459,7 +3825,6 @@
   <w:style w:type="character" w:default="1" w:styleId="Absatz-Standardschriftart">
     <w:name w:val="Default Paragraph Font"/>
     <w:uiPriority w:val="1"/>
-    <w:semiHidden/>
     <w:unhideWhenUsed/>
   </w:style>
   <w:style w:type="table" w:default="1" w:styleId="NormaleTabelle">

--- a/Merkblätter/Merkblatt_Prüflinge_KB-BFL.docx
+++ b/Merkblätter/Merkblatt_Prüflinge_KB-BFL.docx
@@ -32,16 +32,9 @@
       <w:r>
         <w:t xml:space="preserve">Version </w:t>
       </w:r>
-      <w:del w:id="0" w:author="Gottfried Zimmermann" w:date="2026-03-20T10:36:00Z" w16du:dateUtc="2026-03-20T09:36:00Z">
-        <w:r>
-          <w:delText>2</w:delText>
-        </w:r>
-      </w:del>
-      <w:ins w:id="1" w:author="Gottfried Zimmermann" w:date="2026-03-20T10:36:00Z" w16du:dateUtc="2026-03-20T09:36:00Z">
-        <w:r>
-          <w:t>3</w:t>
-        </w:r>
-      </w:ins>
+      <w:r>
+        <w:t>3</w:t>
+      </w:r>
       <w:r>
         <w:t xml:space="preserve"> – 202</w:t>
       </w:r>
@@ -54,19 +47,9 @@
       <w:r>
         <w:t>03-</w:t>
       </w:r>
-      <w:ins w:id="2" w:author="Gottfried Zimmermann" w:date="2026-03-20T10:36:00Z" w16du:dateUtc="2026-03-20T09:36:00Z">
-        <w:r>
-          <w:t>20</w:t>
-        </w:r>
-      </w:ins>
-      <w:del w:id="3" w:author="Gottfried Zimmermann" w:date="2026-03-20T10:36:00Z" w16du:dateUtc="2026-03-20T09:36:00Z">
-        <w:r>
-          <w:delText>1</w:delText>
-        </w:r>
-        <w:r>
-          <w:delText>3</w:delText>
-        </w:r>
-      </w:del>
+      <w:r>
+        <w:t>20</w:t>
+      </w:r>
     </w:p>
     <w:p>
       <w:r>
@@ -276,18 +259,13 @@
           <w:ilvl w:val="0"/>
           <w:numId w:val="8"/>
         </w:numPr>
-        <w:rPr>
-          <w:ins w:id="4" w:author="Gottfried Zimmermann" w:date="2026-03-20T10:42:00Z" w16du:dateUtc="2026-03-20T09:42:00Z"/>
-        </w:rPr>
       </w:pPr>
       <w:r>
         <w:t xml:space="preserve">Bringen Sie </w:t>
       </w:r>
-      <w:ins w:id="5" w:author="Gottfried Zimmermann" w:date="2026-03-20T10:42:00Z" w16du:dateUtc="2026-03-20T09:42:00Z">
-        <w:r>
-          <w:t>zur Prüfung mit:</w:t>
-        </w:r>
-      </w:ins>
+      <w:r>
+        <w:t>zur Prüfung mit:</w:t>
+      </w:r>
     </w:p>
     <w:p>
       <w:pPr>
@@ -296,47 +274,19 @@
           <w:ilvl w:val="1"/>
           <w:numId w:val="8"/>
         </w:numPr>
-        <w:rPr>
-          <w:ins w:id="6" w:author="Gottfried Zimmermann" w:date="2026-03-20T10:38:00Z" w16du:dateUtc="2026-03-20T09:38:00Z"/>
-        </w:rPr>
-        <w:pPrChange w:id="7" w:author="Gottfried Zimmermann" w:date="2026-03-20T10:42:00Z" w16du:dateUtc="2026-03-20T09:42:00Z">
-          <w:pPr>
-            <w:pStyle w:val="Listenabsatz"/>
-            <w:numPr>
-              <w:numId w:val="8"/>
-            </w:numPr>
-            <w:ind w:hanging="360"/>
-          </w:pPr>
-        </w:pPrChange>
-      </w:pPr>
-      <w:del w:id="8" w:author="Gottfried Zimmermann" w:date="2026-03-20T10:42:00Z" w16du:dateUtc="2026-03-20T09:42:00Z">
-        <w:r>
-          <w:delText>n</w:delText>
-        </w:r>
-      </w:del>
-      <w:ins w:id="9" w:author="Gottfried Zimmermann" w:date="2026-03-20T10:42:00Z" w16du:dateUtc="2026-03-20T09:42:00Z">
-        <w:r>
-          <w:t>N</w:t>
-        </w:r>
-      </w:ins>
+      </w:pPr>
+      <w:r>
+        <w:t>N</w:t>
+      </w:r>
       <w:r>
         <w:t>ach Möglichkeit Ihren eigenen Laptop</w:t>
       </w:r>
-      <w:ins w:id="10" w:author="Gottfried Zimmermann" w:date="2026-03-20T10:56:00Z" w16du:dateUtc="2026-03-20T09:56:00Z">
-        <w:r>
-          <w:t>.</w:t>
-        </w:r>
-      </w:ins>
-      <w:del w:id="11" w:author="Gottfried Zimmermann" w:date="2026-03-20T10:42:00Z" w16du:dateUtc="2026-03-20T09:42:00Z">
-        <w:r>
-          <w:delText xml:space="preserve"> mit zur Prüfung.</w:delText>
-        </w:r>
-      </w:del>
-      <w:ins w:id="12" w:author="Gottfried Zimmermann" w:date="2026-03-20T10:38:00Z" w16du:dateUtc="2026-03-20T09:38:00Z">
-        <w:r>
-          <w:t xml:space="preserve"> </w:t>
-        </w:r>
-      </w:ins>
+      <w:r>
+        <w:t>.</w:t>
+      </w:r>
+      <w:r>
+        <w:t xml:space="preserve"> </w:t>
+      </w:r>
     </w:p>
     <w:p>
       <w:pPr>
@@ -345,25 +295,13 @@
           <w:ilvl w:val="1"/>
           <w:numId w:val="8"/>
         </w:numPr>
-        <w:rPr>
-          <w:ins w:id="13" w:author="Gottfried Zimmermann" w:date="2026-03-20T10:42:00Z" w16du:dateUtc="2026-03-20T09:42:00Z"/>
-        </w:rPr>
-      </w:pPr>
-      <w:ins w:id="14" w:author="Gottfried Zimmermann" w:date="2026-03-20T10:42:00Z" w16du:dateUtc="2026-03-20T09:42:00Z">
-        <w:r>
-          <w:t>Einen Kopfhörer, f</w:t>
-        </w:r>
-      </w:ins>
-      <w:ins w:id="15" w:author="Gottfried Zimmermann" w:date="2026-03-20T10:38:00Z" w16du:dateUtc="2026-03-20T09:38:00Z">
-        <w:r>
-          <w:t>alls Sie einen Screenreader oder eine Vorlesefunktion während der Prüfung nutzen wollen</w:t>
-        </w:r>
-      </w:ins>
-      <w:ins w:id="16" w:author="Gottfried Zimmermann" w:date="2026-03-20T10:56:00Z" w16du:dateUtc="2026-03-20T09:56:00Z">
-        <w:r>
-          <w:t>.</w:t>
-        </w:r>
-      </w:ins>
+      </w:pPr>
+      <w:r>
+        <w:t>Einen Kopfhörer, falls Sie einen Screenreader oder eine Vorlesefunktion während der Prüfung nutzen wollen</w:t>
+      </w:r>
+      <w:r>
+        <w:t>.</w:t>
+      </w:r>
     </w:p>
     <w:p>
       <w:pPr>
@@ -372,26 +310,13 @@
           <w:ilvl w:val="1"/>
           <w:numId w:val="8"/>
         </w:numPr>
-        <w:pPrChange w:id="17" w:author="Gottfried Zimmermann" w:date="2026-03-20T10:42:00Z" w16du:dateUtc="2026-03-20T09:42:00Z">
-          <w:pPr>
-            <w:pStyle w:val="Listenabsatz"/>
-            <w:numPr>
-              <w:numId w:val="8"/>
-            </w:numPr>
-            <w:ind w:hanging="360"/>
-          </w:pPr>
-        </w:pPrChange>
-      </w:pPr>
-      <w:ins w:id="18" w:author="Gottfried Zimmermann" w:date="2026-03-20T10:42:00Z" w16du:dateUtc="2026-03-20T09:42:00Z">
-        <w:r>
-          <w:t>Ein leeres Blatt Papier (DIN A4) für Ihre Notizen</w:t>
-        </w:r>
-      </w:ins>
-      <w:ins w:id="19" w:author="Gottfried Zimmermann" w:date="2026-03-20T10:56:00Z" w16du:dateUtc="2026-03-20T09:56:00Z">
-        <w:r>
-          <w:t>.</w:t>
-        </w:r>
-      </w:ins>
+      </w:pPr>
+      <w:r>
+        <w:t>Ein leeres Blatt Papier (DIN A4) für Ihre Notizen</w:t>
+      </w:r>
+      <w:r>
+        <w:t>.</w:t>
+      </w:r>
     </w:p>
     <w:p>
       <w:pPr>
@@ -538,9 +463,6 @@
           <w:ilvl w:val="0"/>
           <w:numId w:val="9"/>
         </w:numPr>
-        <w:rPr>
-          <w:ins w:id="20" w:author="Gottfried Zimmermann" w:date="2026-03-20T10:37:00Z" w16du:dateUtc="2026-03-20T09:37:00Z"/>
-        </w:rPr>
       </w:pPr>
       <w:r>
         <w:t>Bei der Prüfung darf nur der Browser mit den Prüfungsfragen verwendet werden; es sind keine Hilfsmittel erlaubt, es sei denn, sie wurden</w:t>
@@ -559,20 +481,10 @@
           <w:ilvl w:val="0"/>
           <w:numId w:val="9"/>
         </w:numPr>
-        <w:rPr>
-          <w:ins w:id="21" w:author="Gottfried Zimmermann" w:date="2026-03-20T10:43:00Z" w16du:dateUtc="2026-03-20T09:43:00Z"/>
-        </w:rPr>
-      </w:pPr>
-      <w:ins w:id="22" w:author="Gottfried Zimmermann" w:date="2026-03-20T10:37:00Z" w16du:dateUtc="2026-03-20T09:37:00Z">
-        <w:r>
-          <w:t>Wenn Sie einen Screenreade</w:t>
-        </w:r>
-      </w:ins>
-      <w:ins w:id="23" w:author="Gottfried Zimmermann" w:date="2026-03-20T10:38:00Z" w16du:dateUtc="2026-03-20T09:38:00Z">
-        <w:r>
-          <w:t>r oder eine Vorlesefunktion verwenden, verwenden Sie bitte einen Kopfhörer.</w:t>
-        </w:r>
-      </w:ins>
+      </w:pPr>
+      <w:r>
+        <w:t>Wenn Sie einen Screenreader oder eine Vorlesefunktion verwenden, verwenden Sie bitte einen Kopfhörer.</w:t>
+      </w:r>
     </w:p>
     <w:p>
       <w:pPr>
@@ -581,15 +493,10 @@
           <w:ilvl w:val="0"/>
           <w:numId w:val="9"/>
         </w:numPr>
-        <w:rPr>
-          <w:ins w:id="24" w:author="Gottfried Zimmermann" w:date="2026-03-20T10:45:00Z" w16du:dateUtc="2026-03-20T09:45:00Z"/>
-        </w:rPr>
-      </w:pPr>
-      <w:ins w:id="25" w:author="Gottfried Zimmermann" w:date="2026-03-20T10:43:00Z" w16du:dateUtc="2026-03-20T09:43:00Z">
-        <w:r>
-          <w:t>Sie dürfen ein leeres Blatt Papier (DIN A4) für Ihre Notizen verwenden. Dieses müssen Sie nach der Prüfung bei der Aufsicht abgeben.</w:t>
-        </w:r>
-      </w:ins>
+      </w:pPr>
+      <w:r>
+        <w:t>Sie dürfen ein leeres Blatt Papier (DIN A4) für Ihre Notizen verwenden. Dieses müssen Sie nach der Prüfung bei der Aufsicht abgeben.</w:t>
+      </w:r>
     </w:p>
     <w:p>
       <w:pPr>
@@ -599,41 +506,18 @@
           <w:numId w:val="9"/>
         </w:numPr>
       </w:pPr>
-      <w:ins w:id="26" w:author="Gottfried Zimmermann" w:date="2026-03-20T10:45:00Z" w16du:dateUtc="2026-03-20T09:45:00Z">
-        <w:r>
-          <w:t xml:space="preserve">Sie dürfen auf die Toilette gehen, aber </w:t>
-        </w:r>
-      </w:ins>
-      <w:ins w:id="27" w:author="Gottfried Zimmermann" w:date="2026-03-20T10:46:00Z" w16du:dateUtc="2026-03-20T09:46:00Z">
-        <w:r>
-          <w:t xml:space="preserve">Sie müssen Ihr Handy im Examensraum lassen. Es darf </w:t>
-        </w:r>
-      </w:ins>
-      <w:ins w:id="28" w:author="Gottfried Zimmermann" w:date="2026-03-20T10:45:00Z" w16du:dateUtc="2026-03-20T09:45:00Z">
-        <w:r>
-          <w:t>nur immer eine Person auf einmal</w:t>
-        </w:r>
-      </w:ins>
-      <w:ins w:id="29" w:author="Gottfried Zimmermann" w:date="2026-03-20T10:46:00Z" w16du:dateUtc="2026-03-20T09:46:00Z">
-        <w:r>
-          <w:t xml:space="preserve"> auf die Toilette gehen. Die Bearbeitungszeit für </w:t>
-        </w:r>
-      </w:ins>
-      <w:ins w:id="30" w:author="Gottfried Zimmermann" w:date="2026-03-20T10:47:00Z" w16du:dateUtc="2026-03-20T09:47:00Z">
-        <w:r>
-          <w:t xml:space="preserve">die Prüfung </w:t>
-        </w:r>
-      </w:ins>
-      <w:ins w:id="31" w:author="Gottfried Zimmermann" w:date="2026-03-20T10:46:00Z" w16du:dateUtc="2026-03-20T09:46:00Z">
-        <w:r>
-          <w:t>wird dadurch nicht</w:t>
-        </w:r>
-      </w:ins>
-      <w:ins w:id="32" w:author="Gottfried Zimmermann" w:date="2026-03-20T10:47:00Z" w16du:dateUtc="2026-03-20T09:47:00Z">
-        <w:r>
-          <w:t xml:space="preserve"> verlängert.</w:t>
-        </w:r>
-      </w:ins>
+      <w:r>
+        <w:t xml:space="preserve">Sie dürfen auf die Toilette gehen, aber </w:t>
+      </w:r>
+      <w:r>
+        <w:t xml:space="preserve">Sie müssen Ihr Handy im Examensraum lassen. Es darf </w:t>
+      </w:r>
+      <w:r>
+        <w:t>nur immer eine Person auf einmal</w:t>
+      </w:r>
+      <w:r>
+        <w:t xml:space="preserve"> auf die Toilette gehen. Die Bearbeitungszeit für die Prüfung wird dadurch nicht verlängert.</w:t>
+      </w:r>
     </w:p>
     <w:p>
       <w:pPr>
@@ -643,89 +527,51 @@
           <w:numId w:val="9"/>
         </w:numPr>
       </w:pPr>
-      <w:ins w:id="33" w:author="Gottfried Zimmermann" w:date="2026-03-20T10:51:00Z" w16du:dateUtc="2026-03-20T09:51:00Z">
-        <w:r>
-          <w:t xml:space="preserve">Ihre </w:t>
-        </w:r>
-        <w:r>
-          <w:t xml:space="preserve">Antworten </w:t>
-        </w:r>
-        <w:r>
-          <w:t>werden auf einem Moodle-</w:t>
-        </w:r>
-        <w:r>
-          <w:t xml:space="preserve"> Server gespeichert</w:t>
-        </w:r>
-        <w:r>
-          <w:t xml:space="preserve">. </w:t>
-        </w:r>
-      </w:ins>
-      <w:ins w:id="34" w:author="Gottfried Zimmermann" w:date="2026-03-20T10:52:00Z" w16du:dateUtc="2026-03-20T09:52:00Z">
-        <w:r>
-          <w:t xml:space="preserve">Wir sind bemüht, für einen reibungslosen technischen Ablauf zu sorgen. </w:t>
-        </w:r>
-      </w:ins>
+      <w:r>
+        <w:t xml:space="preserve">Ihre </w:t>
+      </w:r>
+      <w:r>
+        <w:t xml:space="preserve">Antworten </w:t>
+      </w:r>
+      <w:r>
+        <w:t>werden auf einem Moodle-</w:t>
+      </w:r>
+      <w:r>
+        <w:t xml:space="preserve"> Server gespeichert</w:t>
+      </w:r>
+      <w:r>
+        <w:t xml:space="preserve">. Wir sind bemüht, für einen reibungslosen technischen Ablauf zu sorgen. </w:t>
+      </w:r>
       <w:r>
         <w:t xml:space="preserve">Falls </w:t>
       </w:r>
-      <w:ins w:id="35" w:author="Gottfried Zimmermann" w:date="2026-03-20T10:52:00Z" w16du:dateUtc="2026-03-20T09:52:00Z">
-        <w:r>
-          <w:t xml:space="preserve">Sie trotzdem auf ein technisches Problem </w:t>
-        </w:r>
-      </w:ins>
-      <w:ins w:id="36" w:author="Gottfried Zimmermann" w:date="2026-03-20T10:53:00Z" w16du:dateUtc="2026-03-20T09:53:00Z">
-        <w:r>
-          <w:t xml:space="preserve">stoßen sollten, oder falls </w:t>
-        </w:r>
-      </w:ins>
+      <w:r>
+        <w:t xml:space="preserve">Sie trotzdem auf ein technisches Problem stoßen sollten, oder falls </w:t>
+      </w:r>
       <w:r>
         <w:t xml:space="preserve">Sie den Browser während der Prüfung aus Versehen schließen, öffnen Sie </w:t>
       </w:r>
-      <w:del w:id="37" w:author="Gottfried Zimmermann" w:date="2026-03-20T10:53:00Z" w16du:dateUtc="2026-03-20T09:53:00Z">
-        <w:r>
-          <w:delText xml:space="preserve">den </w:delText>
-        </w:r>
-      </w:del>
-      <w:ins w:id="38" w:author="Gottfried Zimmermann" w:date="2026-03-20T10:53:00Z" w16du:dateUtc="2026-03-20T09:53:00Z">
-        <w:r>
-          <w:t>ein neues</w:t>
-        </w:r>
-        <w:r>
-          <w:t xml:space="preserve"> </w:t>
-        </w:r>
-      </w:ins>
+      <w:r>
+        <w:t xml:space="preserve">ein neues </w:t>
+      </w:r>
       <w:r>
         <w:t>Browser</w:t>
       </w:r>
-      <w:ins w:id="39" w:author="Gottfried Zimmermann" w:date="2026-03-20T10:53:00Z" w16du:dateUtc="2026-03-20T09:53:00Z">
-        <w:r>
-          <w:t>fenster</w:t>
-        </w:r>
-      </w:ins>
+      <w:r>
+        <w:t>fenster</w:t>
+      </w:r>
+      <w:r>
+        <w:t xml:space="preserve"> und setzen Ihr Examen im Kurs </w:t>
+      </w:r>
+      <w:r>
+        <w:t xml:space="preserve">mit dem gegebenen Link </w:t>
+      </w:r>
+      <w:r>
+        <w:t>weiter fort.</w:t>
+      </w:r>
       <w:r>
         <w:t xml:space="preserve"> </w:t>
       </w:r>
-      <w:del w:id="40" w:author="Gottfried Zimmermann" w:date="2026-03-20T10:53:00Z" w16du:dateUtc="2026-03-20T09:53:00Z">
-        <w:r>
-          <w:delText xml:space="preserve">wieder </w:delText>
-        </w:r>
-      </w:del>
-      <w:r>
-        <w:t xml:space="preserve">und setzen Ihr Examen im Kurs </w:t>
-      </w:r>
-      <w:ins w:id="41" w:author="Gottfried Zimmermann" w:date="2026-03-20T10:53:00Z" w16du:dateUtc="2026-03-20T09:53:00Z">
-        <w:r>
-          <w:t xml:space="preserve">mit dem gegebenen Link </w:t>
-        </w:r>
-      </w:ins>
-      <w:r>
-        <w:t>weiter fort.</w:t>
-      </w:r>
-      <w:ins w:id="42" w:author="Gottfried Zimmermann" w:date="2026-03-20T10:51:00Z" w16du:dateUtc="2026-03-20T09:51:00Z">
-        <w:r>
-          <w:t xml:space="preserve"> </w:t>
-        </w:r>
-      </w:ins>
     </w:p>
     <w:p>
       <w:pPr>
@@ -760,9 +606,6 @@
           <w:ilvl w:val="0"/>
           <w:numId w:val="10"/>
         </w:numPr>
-        <w:rPr>
-          <w:ins w:id="43" w:author="Gottfried Zimmermann" w:date="2026-03-20T10:43:00Z" w16du:dateUtc="2026-03-20T09:43:00Z"/>
-        </w:rPr>
       </w:pPr>
       <w:r>
         <w:lastRenderedPageBreak/>
@@ -786,36 +629,21 @@
           <w:numId w:val="10"/>
         </w:numPr>
       </w:pPr>
-      <w:ins w:id="44" w:author="Gottfried Zimmermann" w:date="2026-03-20T10:43:00Z" w16du:dateUtc="2026-03-20T09:43:00Z">
-        <w:r>
-          <w:t xml:space="preserve">Falls Sie </w:t>
-        </w:r>
-      </w:ins>
-      <w:ins w:id="45" w:author="Gottfried Zimmermann" w:date="2026-03-20T10:57:00Z" w16du:dateUtc="2026-03-20T09:57:00Z">
-        <w:r>
-          <w:t xml:space="preserve">Notizen auf </w:t>
-        </w:r>
-      </w:ins>
-      <w:ins w:id="46" w:author="Gottfried Zimmermann" w:date="2026-03-20T10:43:00Z" w16du:dateUtc="2026-03-20T09:43:00Z">
-        <w:r>
-          <w:t xml:space="preserve">Papier in der Prüfung </w:t>
-        </w:r>
-      </w:ins>
-      <w:ins w:id="47" w:author="Gottfried Zimmermann" w:date="2026-03-20T10:57:00Z" w16du:dateUtc="2026-03-20T09:57:00Z">
-        <w:r>
-          <w:t>erstellt</w:t>
-        </w:r>
-      </w:ins>
-      <w:ins w:id="48" w:author="Gottfried Zimmermann" w:date="2026-03-20T10:43:00Z" w16du:dateUtc="2026-03-20T09:43:00Z">
-        <w:r>
-          <w:t xml:space="preserve"> haben, geben S</w:t>
-        </w:r>
-      </w:ins>
-      <w:ins w:id="49" w:author="Gottfried Zimmermann" w:date="2026-03-20T10:44:00Z" w16du:dateUtc="2026-03-20T09:44:00Z">
-        <w:r>
-          <w:t>ie es bei der Aufsichtsperson ab.</w:t>
-        </w:r>
-      </w:ins>
+      <w:r>
+        <w:t xml:space="preserve">Falls Sie </w:t>
+      </w:r>
+      <w:r>
+        <w:t xml:space="preserve">Notizen auf </w:t>
+      </w:r>
+      <w:r>
+        <w:t xml:space="preserve">Papier in der Prüfung </w:t>
+      </w:r>
+      <w:r>
+        <w:t>erstellt</w:t>
+      </w:r>
+      <w:r>
+        <w:t xml:space="preserve"> haben, geben Sie es bei der Aufsichtsperson ab.</w:t>
+      </w:r>
     </w:p>
     <w:p>
       <w:pPr>
@@ -828,29 +656,9 @@
       <w:r>
         <w:t>Bitte beachten Sie, dass die Prüfungsfragen nach Abschluss der Prüfung der Vertraulichkeit unterliegen. Eine Weitergabe, Vervielfältigung oder Veröffentlichung ist nicht gestattet.</w:t>
       </w:r>
-      <w:ins w:id="50" w:author="Gottfried Zimmermann" w:date="2026-03-20T10:39:00Z" w16du:dateUtc="2026-03-20T09:39:00Z">
-        <w:r>
-          <w:t xml:space="preserve"> Bei Zuwiderhandlungen </w:t>
-        </w:r>
-      </w:ins>
-      <w:ins w:id="51" w:author="Gottfried Zimmermann" w:date="2026-03-20T10:40:00Z" w16du:dateUtc="2026-03-20T09:40:00Z">
-        <w:r>
-          <w:t xml:space="preserve">wird Ihr </w:t>
-        </w:r>
-        <w:r>
-          <w:t>Knowledge Badge</w:t>
-        </w:r>
-      </w:ins>
-      <w:ins w:id="52" w:author="Gottfried Zimmermann" w:date="2026-03-20T10:41:00Z" w16du:dateUtc="2026-03-20T09:41:00Z">
-        <w:r>
-          <w:t xml:space="preserve"> aberkannt. Außerdem behalten wir uns weitere geeignete </w:t>
-        </w:r>
-      </w:ins>
-      <w:ins w:id="53" w:author="Gottfried Zimmermann" w:date="2026-03-20T10:39:00Z" w16du:dateUtc="2026-03-20T09:39:00Z">
-        <w:r>
-          <w:t>Maßnahmen vor.</w:t>
-        </w:r>
-      </w:ins>
+      <w:r>
+        <w:t xml:space="preserve"> Bei Zuwiderhandlungen wird Ihr Knowledge Badge aberkannt. Außerdem behalten wir uns weitere geeignete Maßnahmen vor.</w:t>
+      </w:r>
     </w:p>
     <w:p>
       <w:pPr>
@@ -895,6 +703,12 @@
       </w:r>
     </w:p>
     <w:sectPr>
+      <w:headerReference w:type="even" r:id="rId10"/>
+      <w:headerReference w:type="default" r:id="rId11"/>
+      <w:footerReference w:type="even" r:id="rId12"/>
+      <w:footerReference w:type="default" r:id="rId13"/>
+      <w:headerReference w:type="first" r:id="rId14"/>
+      <w:footerReference w:type="first" r:id="rId15"/>
       <w:pgSz w:w="11906" w:h="16838"/>
       <w:pgMar w:top="1417" w:right="1417" w:bottom="1134" w:left="1417" w:header="708" w:footer="708" w:gutter="0"/>
       <w:cols w:space="708"/>
@@ -922,6 +736,36 @@
 </w:endnotes>
 </file>
 
+<file path=word/footer1.xml><?xml version="1.0" encoding="utf-8"?>
+<w:ftr xmlns:wpc="http://schemas.microsoft.com/office/word/2010/wordprocessingCanvas" xmlns:cx="http://schemas.microsoft.com/office/drawing/2014/chartex" xmlns:cx1="http://schemas.microsoft.com/office/drawing/2015/9/8/chartex" xmlns:cx2="http://schemas.microsoft.com/office/drawing/2015/10/21/chartex" xmlns:cx3="http://schemas.microsoft.com/office/drawing/2016/5/9/chartex" xmlns:cx4="http://schemas.microsoft.com/office/drawing/2016/5/10/chartex" xmlns:cx5="http://schemas.microsoft.com/office/drawing/2016/5/11/chartex" xmlns:cx6="http://schemas.microsoft.com/office/drawing/2016/5/12/chartex" xmlns:cx7="http://schemas.microsoft.com/office/drawing/2016/5/13/chartex" xmlns:cx8="http://schemas.microsoft.com/office/drawing/2016/5/14/chartex" xmlns:mc="http://schemas.openxmlformats.org/markup-compatibility/2006" xmlns:aink="http://schemas.microsoft.com/office/drawing/2016/ink" xmlns:am3d="http://schemas.microsoft.com/office/drawing/2017/model3d" xmlns:o="urn:schemas-microsoft-com:office:office" xmlns:oel="http://schemas.microsoft.com/office/2019/extlst" xmlns:r="http://schemas.openxmlformats.org/officeDocument/2006/relationships" xmlns:m="http://schemas.openxmlformats.org/officeDocument/2006/math" xmlns:v="urn:schemas-microsoft-com:vml" xmlns:wp14="http://schemas.microsoft.com/office/word/2010/wordprocessingDrawing" xmlns:wp="http://schemas.openxmlformats.org/drawingml/2006/wordprocessingDrawing" xmlns:w10="urn:schemas-microsoft-com:office:word" xmlns:w="http://schemas.openxmlformats.org/wordprocessingml/2006/main" xmlns:w14="http://schemas.microsoft.com/office/word/2010/wordml" xmlns:w15="http://schemas.microsoft.com/office/word/2012/wordml" xmlns:w16cex="http://schemas.microsoft.com/office/word/2018/wordml/cex" xmlns:w16cid="http://schemas.microsoft.com/office/word/2016/wordml/cid" xmlns:w16="http://schemas.microsoft.com/office/word/2018/wordml" xmlns:w16du="http://schemas.microsoft.com/office/word/2023/wordml/word16du" xmlns:w16sdtdh="http://schemas.microsoft.com/office/word/2020/wordml/sdtdatahash" xmlns:w16sdtfl="http://schemas.microsoft.com/office/word/2024/wordml/sdtformatlock" xmlns:w16se="http://schemas.microsoft.com/office/word/2015/wordml/symex" xmlns:wpg="http://schemas.microsoft.com/office/word/2010/wordprocessingGroup" xmlns:wpi="http://schemas.microsoft.com/office/word/2010/wordprocessingInk" xmlns:wne="http://schemas.microsoft.com/office/word/2006/wordml" xmlns:wps="http://schemas.microsoft.com/office/word/2010/wordprocessingShape" mc:Ignorable="w14 w15 w16se w16cid w16 w16cex w16sdtdh w16sdtfl w16du wp14">
+  <w:p>
+    <w:pPr>
+      <w:pStyle w:val="Fuzeile"/>
+    </w:pPr>
+  </w:p>
+</w:ftr>
+</file>
+
+<file path=word/footer2.xml><?xml version="1.0" encoding="utf-8"?>
+<w:ftr xmlns:wpc="http://schemas.microsoft.com/office/word/2010/wordprocessingCanvas" xmlns:cx="http://schemas.microsoft.com/office/drawing/2014/chartex" xmlns:cx1="http://schemas.microsoft.com/office/drawing/2015/9/8/chartex" xmlns:cx2="http://schemas.microsoft.com/office/drawing/2015/10/21/chartex" xmlns:cx3="http://schemas.microsoft.com/office/drawing/2016/5/9/chartex" xmlns:cx4="http://schemas.microsoft.com/office/drawing/2016/5/10/chartex" xmlns:cx5="http://schemas.microsoft.com/office/drawing/2016/5/11/chartex" xmlns:cx6="http://schemas.microsoft.com/office/drawing/2016/5/12/chartex" xmlns:cx7="http://schemas.microsoft.com/office/drawing/2016/5/13/chartex" xmlns:cx8="http://schemas.microsoft.com/office/drawing/2016/5/14/chartex" xmlns:mc="http://schemas.openxmlformats.org/markup-compatibility/2006" xmlns:aink="http://schemas.microsoft.com/office/drawing/2016/ink" xmlns:am3d="http://schemas.microsoft.com/office/drawing/2017/model3d" xmlns:o="urn:schemas-microsoft-com:office:office" xmlns:oel="http://schemas.microsoft.com/office/2019/extlst" xmlns:r="http://schemas.openxmlformats.org/officeDocument/2006/relationships" xmlns:m="http://schemas.openxmlformats.org/officeDocument/2006/math" xmlns:v="urn:schemas-microsoft-com:vml" xmlns:wp14="http://schemas.microsoft.com/office/word/2010/wordprocessingDrawing" xmlns:wp="http://schemas.openxmlformats.org/drawingml/2006/wordprocessingDrawing" xmlns:w10="urn:schemas-microsoft-com:office:word" xmlns:w="http://schemas.openxmlformats.org/wordprocessingml/2006/main" xmlns:w14="http://schemas.microsoft.com/office/word/2010/wordml" xmlns:w15="http://schemas.microsoft.com/office/word/2012/wordml" xmlns:w16cex="http://schemas.microsoft.com/office/word/2018/wordml/cex" xmlns:w16cid="http://schemas.microsoft.com/office/word/2016/wordml/cid" xmlns:w16="http://schemas.microsoft.com/office/word/2018/wordml" xmlns:w16du="http://schemas.microsoft.com/office/word/2023/wordml/word16du" xmlns:w16sdtdh="http://schemas.microsoft.com/office/word/2020/wordml/sdtdatahash" xmlns:w16sdtfl="http://schemas.microsoft.com/office/word/2024/wordml/sdtformatlock" xmlns:w16se="http://schemas.microsoft.com/office/word/2015/wordml/symex" xmlns:wpg="http://schemas.microsoft.com/office/word/2010/wordprocessingGroup" xmlns:wpi="http://schemas.microsoft.com/office/word/2010/wordprocessingInk" xmlns:wne="http://schemas.microsoft.com/office/word/2006/wordml" xmlns:wps="http://schemas.microsoft.com/office/word/2010/wordprocessingShape" mc:Ignorable="w14 w15 w16se w16cid w16 w16cex w16sdtdh w16sdtfl w16du wp14">
+  <w:p>
+    <w:pPr>
+      <w:pStyle w:val="Fuzeile"/>
+    </w:pPr>
+  </w:p>
+</w:ftr>
+</file>
+
+<file path=word/footer3.xml><?xml version="1.0" encoding="utf-8"?>
+<w:ftr xmlns:wpc="http://schemas.microsoft.com/office/word/2010/wordprocessingCanvas" xmlns:cx="http://schemas.microsoft.com/office/drawing/2014/chartex" xmlns:cx1="http://schemas.microsoft.com/office/drawing/2015/9/8/chartex" xmlns:cx2="http://schemas.microsoft.com/office/drawing/2015/10/21/chartex" xmlns:cx3="http://schemas.microsoft.com/office/drawing/2016/5/9/chartex" xmlns:cx4="http://schemas.microsoft.com/office/drawing/2016/5/10/chartex" xmlns:cx5="http://schemas.microsoft.com/office/drawing/2016/5/11/chartex" xmlns:cx6="http://schemas.microsoft.com/office/drawing/2016/5/12/chartex" xmlns:cx7="http://schemas.microsoft.com/office/drawing/2016/5/13/chartex" xmlns:cx8="http://schemas.microsoft.com/office/drawing/2016/5/14/chartex" xmlns:mc="http://schemas.openxmlformats.org/markup-compatibility/2006" xmlns:aink="http://schemas.microsoft.com/office/drawing/2016/ink" xmlns:am3d="http://schemas.microsoft.com/office/drawing/2017/model3d" xmlns:o="urn:schemas-microsoft-com:office:office" xmlns:oel="http://schemas.microsoft.com/office/2019/extlst" xmlns:r="http://schemas.openxmlformats.org/officeDocument/2006/relationships" xmlns:m="http://schemas.openxmlformats.org/officeDocument/2006/math" xmlns:v="urn:schemas-microsoft-com:vml" xmlns:wp14="http://schemas.microsoft.com/office/word/2010/wordprocessingDrawing" xmlns:wp="http://schemas.openxmlformats.org/drawingml/2006/wordprocessingDrawing" xmlns:w10="urn:schemas-microsoft-com:office:word" xmlns:w="http://schemas.openxmlformats.org/wordprocessingml/2006/main" xmlns:w14="http://schemas.microsoft.com/office/word/2010/wordml" xmlns:w15="http://schemas.microsoft.com/office/word/2012/wordml" xmlns:w16cex="http://schemas.microsoft.com/office/word/2018/wordml/cex" xmlns:w16cid="http://schemas.microsoft.com/office/word/2016/wordml/cid" xmlns:w16="http://schemas.microsoft.com/office/word/2018/wordml" xmlns:w16du="http://schemas.microsoft.com/office/word/2023/wordml/word16du" xmlns:w16sdtdh="http://schemas.microsoft.com/office/word/2020/wordml/sdtdatahash" xmlns:w16sdtfl="http://schemas.microsoft.com/office/word/2024/wordml/sdtformatlock" xmlns:w16se="http://schemas.microsoft.com/office/word/2015/wordml/symex" xmlns:wpg="http://schemas.microsoft.com/office/word/2010/wordprocessingGroup" xmlns:wpi="http://schemas.microsoft.com/office/word/2010/wordprocessingInk" xmlns:wne="http://schemas.microsoft.com/office/word/2006/wordml" xmlns:wps="http://schemas.microsoft.com/office/word/2010/wordprocessingShape" mc:Ignorable="w14 w15 w16se w16cid w16 w16cex w16sdtdh w16sdtfl w16du wp14">
+  <w:p>
+    <w:pPr>
+      <w:pStyle w:val="Fuzeile"/>
+    </w:pPr>
+  </w:p>
+</w:ftr>
+</file>
+
 <file path=word/footnotes.xml><?xml version="1.0" encoding="utf-8"?>
 <w:footnotes xmlns:wpc="http://schemas.microsoft.com/office/word/2010/wordprocessingCanvas" xmlns:cx="http://schemas.microsoft.com/office/drawing/2014/chartex" xmlns:cx1="http://schemas.microsoft.com/office/drawing/2015/9/8/chartex" xmlns:cx2="http://schemas.microsoft.com/office/drawing/2015/10/21/chartex" xmlns:cx3="http://schemas.microsoft.com/office/drawing/2016/5/9/chartex" xmlns:cx4="http://schemas.microsoft.com/office/drawing/2016/5/10/chartex" xmlns:cx5="http://schemas.microsoft.com/office/drawing/2016/5/11/chartex" xmlns:cx6="http://schemas.microsoft.com/office/drawing/2016/5/12/chartex" xmlns:cx7="http://schemas.microsoft.com/office/drawing/2016/5/13/chartex" xmlns:cx8="http://schemas.microsoft.com/office/drawing/2016/5/14/chartex" xmlns:mc="http://schemas.openxmlformats.org/markup-compatibility/2006" xmlns:aink="http://schemas.microsoft.com/office/drawing/2016/ink" xmlns:am3d="http://schemas.microsoft.com/office/drawing/2017/model3d" xmlns:o="urn:schemas-microsoft-com:office:office" xmlns:oel="http://schemas.microsoft.com/office/2019/extlst" xmlns:r="http://schemas.openxmlformats.org/officeDocument/2006/relationships" xmlns:m="http://schemas.openxmlformats.org/officeDocument/2006/math" xmlns:v="urn:schemas-microsoft-com:vml" xmlns:wp14="http://schemas.microsoft.com/office/word/2010/wordprocessingDrawing" xmlns:wp="http://schemas.openxmlformats.org/drawingml/2006/wordprocessingDrawing" xmlns:w10="urn:schemas-microsoft-com:office:word" xmlns:w="http://schemas.openxmlformats.org/wordprocessingml/2006/main" xmlns:w14="http://schemas.microsoft.com/office/word/2010/wordml" xmlns:w15="http://schemas.microsoft.com/office/word/2012/wordml" xmlns:w16cex="http://schemas.microsoft.com/office/word/2018/wordml/cex" xmlns:w16cid="http://schemas.microsoft.com/office/word/2016/wordml/cid" xmlns:w16="http://schemas.microsoft.com/office/word/2018/wordml" xmlns:w16du="http://schemas.microsoft.com/office/word/2023/wordml/word16du" xmlns:w16sdtdh="http://schemas.microsoft.com/office/word/2020/wordml/sdtdatahash" xmlns:w16sdtfl="http://schemas.microsoft.com/office/word/2024/wordml/sdtformatlock" xmlns:w16se="http://schemas.microsoft.com/office/word/2015/wordml/symex" xmlns:wpg="http://schemas.microsoft.com/office/word/2010/wordprocessingGroup" xmlns:wpi="http://schemas.microsoft.com/office/word/2010/wordprocessingInk" xmlns:wne="http://schemas.microsoft.com/office/word/2006/wordml" xmlns:wps="http://schemas.microsoft.com/office/word/2010/wordprocessingShape" mc:Ignorable="w14 w15 w16se w16cid w16 w16cex w16sdtdh w16sdtfl w16du wp14">
   <w:footnote w:type="separator" w:id="-1">
@@ -939,6 +783,36 @@
     </w:p>
   </w:footnote>
 </w:footnotes>
+</file>
+
+<file path=word/header1.xml><?xml version="1.0" encoding="utf-8"?>
+<w:hdr xmlns:wpc="http://schemas.microsoft.com/office/word/2010/wordprocessingCanvas" xmlns:cx="http://schemas.microsoft.com/office/drawing/2014/chartex" xmlns:cx1="http://schemas.microsoft.com/office/drawing/2015/9/8/chartex" xmlns:cx2="http://schemas.microsoft.com/office/drawing/2015/10/21/chartex" xmlns:cx3="http://schemas.microsoft.com/office/drawing/2016/5/9/chartex" xmlns:cx4="http://schemas.microsoft.com/office/drawing/2016/5/10/chartex" xmlns:cx5="http://schemas.microsoft.com/office/drawing/2016/5/11/chartex" xmlns:cx6="http://schemas.microsoft.com/office/drawing/2016/5/12/chartex" xmlns:cx7="http://schemas.microsoft.com/office/drawing/2016/5/13/chartex" xmlns:cx8="http://schemas.microsoft.com/office/drawing/2016/5/14/chartex" xmlns:mc="http://schemas.openxmlformats.org/markup-compatibility/2006" xmlns:aink="http://schemas.microsoft.com/office/drawing/2016/ink" xmlns:am3d="http://schemas.microsoft.com/office/drawing/2017/model3d" xmlns:o="urn:schemas-microsoft-com:office:office" xmlns:oel="http://schemas.microsoft.com/office/2019/extlst" xmlns:r="http://schemas.openxmlformats.org/officeDocument/2006/relationships" xmlns:m="http://schemas.openxmlformats.org/officeDocument/2006/math" xmlns:v="urn:schemas-microsoft-com:vml" xmlns:wp14="http://schemas.microsoft.com/office/word/2010/wordprocessingDrawing" xmlns:wp="http://schemas.openxmlformats.org/drawingml/2006/wordprocessingDrawing" xmlns:w10="urn:schemas-microsoft-com:office:word" xmlns:w="http://schemas.openxmlformats.org/wordprocessingml/2006/main" xmlns:w14="http://schemas.microsoft.com/office/word/2010/wordml" xmlns:w15="http://schemas.microsoft.com/office/word/2012/wordml" xmlns:w16cex="http://schemas.microsoft.com/office/word/2018/wordml/cex" xmlns:w16cid="http://schemas.microsoft.com/office/word/2016/wordml/cid" xmlns:w16="http://schemas.microsoft.com/office/word/2018/wordml" xmlns:w16du="http://schemas.microsoft.com/office/word/2023/wordml/word16du" xmlns:w16sdtdh="http://schemas.microsoft.com/office/word/2020/wordml/sdtdatahash" xmlns:w16sdtfl="http://schemas.microsoft.com/office/word/2024/wordml/sdtformatlock" xmlns:w16se="http://schemas.microsoft.com/office/word/2015/wordml/symex" xmlns:wpg="http://schemas.microsoft.com/office/word/2010/wordprocessingGroup" xmlns:wpi="http://schemas.microsoft.com/office/word/2010/wordprocessingInk" xmlns:wne="http://schemas.microsoft.com/office/word/2006/wordml" xmlns:wps="http://schemas.microsoft.com/office/word/2010/wordprocessingShape" mc:Ignorable="w14 w15 w16se w16cid w16 w16cex w16sdtdh w16sdtfl w16du wp14">
+  <w:p>
+    <w:pPr>
+      <w:pStyle w:val="Kopfzeile"/>
+    </w:pPr>
+  </w:p>
+</w:hdr>
+</file>
+
+<file path=word/header2.xml><?xml version="1.0" encoding="utf-8"?>
+<w:hdr xmlns:wpc="http://schemas.microsoft.com/office/word/2010/wordprocessingCanvas" xmlns:cx="http://schemas.microsoft.com/office/drawing/2014/chartex" xmlns:cx1="http://schemas.microsoft.com/office/drawing/2015/9/8/chartex" xmlns:cx2="http://schemas.microsoft.com/office/drawing/2015/10/21/chartex" xmlns:cx3="http://schemas.microsoft.com/office/drawing/2016/5/9/chartex" xmlns:cx4="http://schemas.microsoft.com/office/drawing/2016/5/10/chartex" xmlns:cx5="http://schemas.microsoft.com/office/drawing/2016/5/11/chartex" xmlns:cx6="http://schemas.microsoft.com/office/drawing/2016/5/12/chartex" xmlns:cx7="http://schemas.microsoft.com/office/drawing/2016/5/13/chartex" xmlns:cx8="http://schemas.microsoft.com/office/drawing/2016/5/14/chartex" xmlns:mc="http://schemas.openxmlformats.org/markup-compatibility/2006" xmlns:aink="http://schemas.microsoft.com/office/drawing/2016/ink" xmlns:am3d="http://schemas.microsoft.com/office/drawing/2017/model3d" xmlns:o="urn:schemas-microsoft-com:office:office" xmlns:oel="http://schemas.microsoft.com/office/2019/extlst" xmlns:r="http://schemas.openxmlformats.org/officeDocument/2006/relationships" xmlns:m="http://schemas.openxmlformats.org/officeDocument/2006/math" xmlns:v="urn:schemas-microsoft-com:vml" xmlns:wp14="http://schemas.microsoft.com/office/word/2010/wordprocessingDrawing" xmlns:wp="http://schemas.openxmlformats.org/drawingml/2006/wordprocessingDrawing" xmlns:w10="urn:schemas-microsoft-com:office:word" xmlns:w="http://schemas.openxmlformats.org/wordprocessingml/2006/main" xmlns:w14="http://schemas.microsoft.com/office/word/2010/wordml" xmlns:w15="http://schemas.microsoft.com/office/word/2012/wordml" xmlns:w16cex="http://schemas.microsoft.com/office/word/2018/wordml/cex" xmlns:w16cid="http://schemas.microsoft.com/office/word/2016/wordml/cid" xmlns:w16="http://schemas.microsoft.com/office/word/2018/wordml" xmlns:w16du="http://schemas.microsoft.com/office/word/2023/wordml/word16du" xmlns:w16sdtdh="http://schemas.microsoft.com/office/word/2020/wordml/sdtdatahash" xmlns:w16sdtfl="http://schemas.microsoft.com/office/word/2024/wordml/sdtformatlock" xmlns:w16se="http://schemas.microsoft.com/office/word/2015/wordml/symex" xmlns:wpg="http://schemas.microsoft.com/office/word/2010/wordprocessingGroup" xmlns:wpi="http://schemas.microsoft.com/office/word/2010/wordprocessingInk" xmlns:wne="http://schemas.microsoft.com/office/word/2006/wordml" xmlns:wps="http://schemas.microsoft.com/office/word/2010/wordprocessingShape" mc:Ignorable="w14 w15 w16se w16cid w16 w16cex w16sdtdh w16sdtfl w16du wp14">
+  <w:p>
+    <w:pPr>
+      <w:pStyle w:val="Kopfzeile"/>
+    </w:pPr>
+  </w:p>
+</w:hdr>
+</file>
+
+<file path=word/header3.xml><?xml version="1.0" encoding="utf-8"?>
+<w:hdr xmlns:wpc="http://schemas.microsoft.com/office/word/2010/wordprocessingCanvas" xmlns:cx="http://schemas.microsoft.com/office/drawing/2014/chartex" xmlns:cx1="http://schemas.microsoft.com/office/drawing/2015/9/8/chartex" xmlns:cx2="http://schemas.microsoft.com/office/drawing/2015/10/21/chartex" xmlns:cx3="http://schemas.microsoft.com/office/drawing/2016/5/9/chartex" xmlns:cx4="http://schemas.microsoft.com/office/drawing/2016/5/10/chartex" xmlns:cx5="http://schemas.microsoft.com/office/drawing/2016/5/11/chartex" xmlns:cx6="http://schemas.microsoft.com/office/drawing/2016/5/12/chartex" xmlns:cx7="http://schemas.microsoft.com/office/drawing/2016/5/13/chartex" xmlns:cx8="http://schemas.microsoft.com/office/drawing/2016/5/14/chartex" xmlns:mc="http://schemas.openxmlformats.org/markup-compatibility/2006" xmlns:aink="http://schemas.microsoft.com/office/drawing/2016/ink" xmlns:am3d="http://schemas.microsoft.com/office/drawing/2017/model3d" xmlns:o="urn:schemas-microsoft-com:office:office" xmlns:oel="http://schemas.microsoft.com/office/2019/extlst" xmlns:r="http://schemas.openxmlformats.org/officeDocument/2006/relationships" xmlns:m="http://schemas.openxmlformats.org/officeDocument/2006/math" xmlns:v="urn:schemas-microsoft-com:vml" xmlns:wp14="http://schemas.microsoft.com/office/word/2010/wordprocessingDrawing" xmlns:wp="http://schemas.openxmlformats.org/drawingml/2006/wordprocessingDrawing" xmlns:w10="urn:schemas-microsoft-com:office:word" xmlns:w="http://schemas.openxmlformats.org/wordprocessingml/2006/main" xmlns:w14="http://schemas.microsoft.com/office/word/2010/wordml" xmlns:w15="http://schemas.microsoft.com/office/word/2012/wordml" xmlns:w16cex="http://schemas.microsoft.com/office/word/2018/wordml/cex" xmlns:w16cid="http://schemas.microsoft.com/office/word/2016/wordml/cid" xmlns:w16="http://schemas.microsoft.com/office/word/2018/wordml" xmlns:w16du="http://schemas.microsoft.com/office/word/2023/wordml/word16du" xmlns:w16sdtdh="http://schemas.microsoft.com/office/word/2020/wordml/sdtdatahash" xmlns:w16sdtfl="http://schemas.microsoft.com/office/word/2024/wordml/sdtformatlock" xmlns:w16se="http://schemas.microsoft.com/office/word/2015/wordml/symex" xmlns:wpg="http://schemas.microsoft.com/office/word/2010/wordprocessingGroup" xmlns:wpi="http://schemas.microsoft.com/office/word/2010/wordprocessingInk" xmlns:wne="http://schemas.microsoft.com/office/word/2006/wordml" xmlns:wps="http://schemas.microsoft.com/office/word/2010/wordprocessingShape" mc:Ignorable="w14 w15 w16se w16cid w16 w16cex w16sdtdh w16sdtfl w16du wp14">
+  <w:p>
+    <w:pPr>
+      <w:pStyle w:val="Kopfzeile"/>
+    </w:pPr>
+  </w:p>
+</w:hdr>
 </file>
 
 <file path=word/numbering.xml><?xml version="1.0" encoding="utf-8"?>
@@ -3216,14 +3090,6 @@
     <w:abstractNumId w:val="10"/>
   </w:num>
 </w:numbering>
-</file>
-
-<file path=word/people.xml><?xml version="1.0" encoding="utf-8"?>
-<w15:people xmlns:wpc="http://schemas.microsoft.com/office/word/2010/wordprocessingCanvas" xmlns:cx="http://schemas.microsoft.com/office/drawing/2014/chartex" xmlns:cx1="http://schemas.microsoft.com/office/drawing/2015/9/8/chartex" xmlns:cx2="http://schemas.microsoft.com/office/drawing/2015/10/21/chartex" xmlns:cx3="http://schemas.microsoft.com/office/drawing/2016/5/9/chartex" xmlns:cx4="http://schemas.microsoft.com/office/drawing/2016/5/10/chartex" xmlns:cx5="http://schemas.microsoft.com/office/drawing/2016/5/11/chartex" xmlns:cx6="http://schemas.microsoft.com/office/drawing/2016/5/12/chartex" xmlns:cx7="http://schemas.microsoft.com/office/drawing/2016/5/13/chartex" xmlns:cx8="http://schemas.microsoft.com/office/drawing/2016/5/14/chartex" xmlns:mc="http://schemas.openxmlformats.org/markup-compatibility/2006" xmlns:aink="http://schemas.microsoft.com/office/drawing/2016/ink" xmlns:am3d="http://schemas.microsoft.com/office/drawing/2017/model3d" xmlns:o="urn:schemas-microsoft-com:office:office" xmlns:oel="http://schemas.microsoft.com/office/2019/extlst" xmlns:r="http://schemas.openxmlformats.org/officeDocument/2006/relationships" xmlns:m="http://schemas.openxmlformats.org/officeDocument/2006/math" xmlns:v="urn:schemas-microsoft-com:vml" xmlns:wp14="http://schemas.microsoft.com/office/word/2010/wordprocessingDrawing" xmlns:wp="http://schemas.openxmlformats.org/drawingml/2006/wordprocessingDrawing" xmlns:w10="urn:schemas-microsoft-com:office:word" xmlns:w="http://schemas.openxmlformats.org/wordprocessingml/2006/main" xmlns:w14="http://schemas.microsoft.com/office/word/2010/wordml" xmlns:w15="http://schemas.microsoft.com/office/word/2012/wordml" xmlns:w16cex="http://schemas.microsoft.com/office/word/2018/wordml/cex" xmlns:w16cid="http://schemas.microsoft.com/office/word/2016/wordml/cid" xmlns:w16="http://schemas.microsoft.com/office/word/2018/wordml" xmlns:w16du="http://schemas.microsoft.com/office/word/2023/wordml/word16du" xmlns:w16sdtdh="http://schemas.microsoft.com/office/word/2020/wordml/sdtdatahash" xmlns:w16sdtfl="http://schemas.microsoft.com/office/word/2024/wordml/sdtformatlock" xmlns:w16se="http://schemas.microsoft.com/office/word/2015/wordml/symex" xmlns:wpg="http://schemas.microsoft.com/office/word/2010/wordprocessingGroup" xmlns:wpi="http://schemas.microsoft.com/office/word/2010/wordprocessingInk" xmlns:wne="http://schemas.microsoft.com/office/word/2006/wordml" xmlns:wps="http://schemas.microsoft.com/office/word/2010/wordprocessingShape" mc:Ignorable="w14 w15 w16se w16cid w16 w16cex w16sdtdh w16sdtfl w16du wp14">
-  <w15:person w15:author="Gottfried Zimmermann">
-    <w15:presenceInfo w15:providerId="Windows Live" w15:userId="89dddc6042953ddf"/>
-  </w15:person>
-</w15:people>
 </file>
 
 <file path=word/styles.xml><?xml version="1.0" encoding="utf-8"?>
@@ -3825,6 +3691,7 @@
   <w:style w:type="character" w:default="1" w:styleId="Absatz-Standardschriftart">
     <w:name w:val="Default Paragraph Font"/>
     <w:uiPriority w:val="1"/>
+    <w:semiHidden/>
     <w:unhideWhenUsed/>
   </w:style>
   <w:style w:type="table" w:default="1" w:styleId="NormaleTabelle">

--- a/Merkblätter/Merkblatt_Prüflinge_KB-BFL.docx
+++ b/Merkblätter/Merkblatt_Prüflinge_KB-BFL.docx
@@ -32,9 +32,16 @@
       <w:r>
         <w:t xml:space="preserve">Version </w:t>
       </w:r>
-      <w:r>
-        <w:t>3</w:t>
-      </w:r>
+      <w:del w:id="0" w:author="Gottfried Zimmermann" w:date="2026-06-26T15:38:00Z" w16du:dateUtc="2026-06-26T13:38:00Z">
+        <w:r>
+          <w:delText>3</w:delText>
+        </w:r>
+      </w:del>
+      <w:ins w:id="1" w:author="Gottfried Zimmermann" w:date="2026-06-26T15:38:00Z" w16du:dateUtc="2026-06-26T13:38:00Z">
+        <w:r>
+          <w:t>4</w:t>
+        </w:r>
+      </w:ins>
       <w:r>
         <w:t xml:space="preserve"> – 202</w:t>
       </w:r>
@@ -45,11 +52,21 @@
         <w:t>-</w:t>
       </w:r>
       <w:r>
-        <w:t>03-</w:t>
+        <w:t>0</w:t>
       </w:r>
-      <w:r>
-        <w:t>20</w:t>
-      </w:r>
+      <w:ins w:id="2" w:author="Gottfried Zimmermann" w:date="2026-06-26T15:39:00Z" w16du:dateUtc="2026-06-26T13:39:00Z">
+        <w:r>
+          <w:t>6-26</w:t>
+        </w:r>
+      </w:ins>
+      <w:del w:id="3" w:author="Gottfried Zimmermann" w:date="2026-06-26T15:39:00Z" w16du:dateUtc="2026-06-26T13:39:00Z">
+        <w:r>
+          <w:delText>3-</w:delText>
+        </w:r>
+        <w:r>
+          <w:delText>20</w:delText>
+        </w:r>
+      </w:del>
     </w:p>
     <w:p>
       <w:r>
@@ -150,6 +167,9 @@
           <w:ilvl w:val="0"/>
           <w:numId w:val="16"/>
         </w:numPr>
+        <w:rPr>
+          <w:ins w:id="4" w:author="Gottfried Zimmermann" w:date="2026-06-26T15:40:00Z" w16du:dateUtc="2026-06-26T13:40:00Z"/>
+        </w:rPr>
       </w:pPr>
       <w:r>
         <w:t xml:space="preserve">Die Prüfung findet in einem Examenskurs auf der Moodle-Plattform des Kompetenzzentrums Digitale Barrierefreiheit statt. </w:t>
@@ -185,19 +205,87 @@
           <w:ilvl w:val="0"/>
           <w:numId w:val="16"/>
         </w:numPr>
+      </w:pPr>
+      <w:ins w:id="5" w:author="Gottfried Zimmermann" w:date="2026-06-26T15:42:00Z" w16du:dateUtc="2026-06-26T13:42:00Z">
+        <w:r>
+          <w:t xml:space="preserve">Treten Sie dem </w:t>
+        </w:r>
+      </w:ins>
+      <w:ins w:id="6" w:author="Gottfried Zimmermann" w:date="2026-06-26T15:41:00Z" w16du:dateUtc="2026-06-26T13:41:00Z">
+        <w:r>
+          <w:t xml:space="preserve">Kurs </w:t>
+        </w:r>
+      </w:ins>
+      <w:ins w:id="7" w:author="Gottfried Zimmermann" w:date="2026-06-26T15:42:00Z" w16du:dateUtc="2026-06-26T13:42:00Z">
+        <w:r>
+          <w:fldChar w:fldCharType="begin"/>
+        </w:r>
+        <w:r>
+          <w:instrText>HYPERLINK "https://mooc.hdm-stuttgart.de/course/view.php?id=111"</w:instrText>
+        </w:r>
+        <w:r>
+          <w:fldChar w:fldCharType="separate"/>
+        </w:r>
+        <w:r>
+          <w:rPr>
+            <w:rStyle w:val="Hyperlink"/>
+          </w:rPr>
+          <w:t>Probeexamen - KB-BFL</w:t>
+        </w:r>
+        <w:r>
+          <w:fldChar w:fldCharType="end"/>
+        </w:r>
+        <w:r>
+          <w:t xml:space="preserve"> bei und machen Sie einen Probelauf</w:t>
+        </w:r>
+      </w:ins>
+      <w:ins w:id="8" w:author="Gottfried Zimmermann" w:date="2026-06-26T15:45:00Z" w16du:dateUtc="2026-06-26T13:45:00Z">
+        <w:r>
+          <w:t>, um sich an die Plattform und den Ablauf des Examens zu gewöhnen</w:t>
+        </w:r>
+      </w:ins>
+      <w:ins w:id="9" w:author="Gottfried Zimmermann" w:date="2026-06-26T15:42:00Z" w16du:dateUtc="2026-06-26T13:42:00Z">
+        <w:r>
+          <w:t xml:space="preserve">. </w:t>
+        </w:r>
+      </w:ins>
+    </w:p>
+    <w:p>
+      <w:pPr>
+        <w:pStyle w:val="Listenabsatz"/>
+        <w:numPr>
+          <w:ilvl w:val="0"/>
+          <w:numId w:val="16"/>
+        </w:numPr>
         <w:rPr>
           <w:color w:val="000000" w:themeColor="text1"/>
         </w:rPr>
       </w:pPr>
       <w:r>
-        <w:t>Spätestens 1 Woche vor dem Prüfungstermin erhalten Sie eine Bestätigung per E-Mail zur Teilnahme an der Prüfung mit Informationen zu Ort, Zeit und Ansprechpersonen für den Prüfungstermin.</w:t>
+        <w:t>Spätestens 1 Woche vor dem Prüfungstermin erhalten Sie eine Bestätigung per E-Mail zur Teilnahme an der Prüfung mit Informationen zu Ort, Zeit und Ansprechperson</w:t>
+      </w:r>
+      <w:del w:id="10" w:author="Gottfried Zimmermann" w:date="2026-06-26T15:45:00Z" w16du:dateUtc="2026-06-26T13:45:00Z">
+        <w:r>
+          <w:delText>en</w:delText>
+        </w:r>
+      </w:del>
+      <w:r>
+        <w:t xml:space="preserve"> für den Prüfungstermin.</w:t>
       </w:r>
       <w:r>
         <w:rPr>
           <w:color w:val="000000" w:themeColor="text1"/>
         </w:rPr>
-        <w:t xml:space="preserve"> Zudem erhalten Sie den Link zum Examenskurs sowie einen Einschreibeschlüssel, um sich vorab in diesen Kurs einzuschreiben.</w:t>
+        <w:t xml:space="preserve"> </w:t>
       </w:r>
+      <w:del w:id="11" w:author="Gottfried Zimmermann" w:date="2026-06-26T15:45:00Z" w16du:dateUtc="2026-06-26T13:45:00Z">
+        <w:r>
+          <w:rPr>
+            <w:color w:val="000000" w:themeColor="text1"/>
+          </w:rPr>
+          <w:delText>Zudem erhalten Sie den Link zum Examenskurs sowie einen Einschreibeschlüssel, um sich vorab in diesen Kurs einzuschreiben.</w:delText>
+        </w:r>
+      </w:del>
     </w:p>
     <w:p>
       <w:pPr>
@@ -206,10 +294,15 @@
           <w:ilvl w:val="0"/>
           <w:numId w:val="16"/>
         </w:numPr>
-      </w:pPr>
-      <w:r>
-        <w:t>Speichern Sie sich den Link zum Examenskurs ab. Sie brauchen ihn spätestens bei der Prüfung.</w:t>
-      </w:r>
+        <w:rPr>
+          <w:del w:id="12" w:author="Gottfried Zimmermann" w:date="2026-06-26T15:45:00Z" w16du:dateUtc="2026-06-26T13:45:00Z"/>
+        </w:rPr>
+      </w:pPr>
+      <w:del w:id="13" w:author="Gottfried Zimmermann" w:date="2026-06-26T15:45:00Z" w16du:dateUtc="2026-06-26T13:45:00Z">
+        <w:r>
+          <w:delText>Speichern Sie sich den Link zum Examenskurs ab. Sie brauchen ihn spätestens bei der Prüfung.</w:delText>
+        </w:r>
+      </w:del>
     </w:p>
     <w:p>
       <w:pPr>
@@ -218,10 +311,15 @@
           <w:ilvl w:val="0"/>
           <w:numId w:val="16"/>
         </w:numPr>
-      </w:pPr>
-      <w:r>
-        <w:t>Sie können vorab den „Probelauf“ im Examenskurs durchlaufen, um sich an die technische Plattform und den Ablauf des Examens zu gewöhnen.</w:t>
-      </w:r>
+        <w:rPr>
+          <w:del w:id="14" w:author="Gottfried Zimmermann" w:date="2026-06-26T15:45:00Z" w16du:dateUtc="2026-06-26T13:45:00Z"/>
+        </w:rPr>
+      </w:pPr>
+      <w:del w:id="15" w:author="Gottfried Zimmermann" w:date="2026-06-26T15:45:00Z" w16du:dateUtc="2026-06-26T13:45:00Z">
+        <w:r>
+          <w:delText>Sie können vorab den „Probelauf“ im Examenskurs durchlaufen, um sich an die technische Plattform und den Ablauf des Examens zu gewöhnen.</w:delText>
+        </w:r>
+      </w:del>
     </w:p>
     <w:p>
       <w:pPr>
@@ -310,6 +408,9 @@
           <w:ilvl w:val="1"/>
           <w:numId w:val="8"/>
         </w:numPr>
+        <w:rPr>
+          <w:ins w:id="16" w:author="Gottfried Zimmermann" w:date="2026-06-26T15:46:00Z" w16du:dateUtc="2026-06-26T13:46:00Z"/>
+        </w:rPr>
       </w:pPr>
       <w:r>
         <w:t>Ein leeres Blatt Papier (DIN A4) für Ihre Notizen</w:t>
@@ -322,6 +423,53 @@
       <w:pPr>
         <w:pStyle w:val="Listenabsatz"/>
         <w:numPr>
+          <w:ilvl w:val="1"/>
+          <w:numId w:val="8"/>
+        </w:numPr>
+        <w:rPr>
+          <w:ins w:id="17" w:author="Gottfried Zimmermann" w:date="2026-06-26T15:46:00Z" w16du:dateUtc="2026-06-26T13:46:00Z"/>
+        </w:rPr>
+      </w:pPr>
+      <w:ins w:id="18" w:author="Gottfried Zimmermann" w:date="2026-06-26T15:46:00Z" w16du:dateUtc="2026-06-26T13:46:00Z">
+        <w:r>
+          <w:t>Ihren Personalausweis oder Reisepass zum Nachweis der Identität</w:t>
+        </w:r>
+      </w:ins>
+    </w:p>
+    <w:p>
+      <w:pPr>
+        <w:pStyle w:val="Listenabsatz"/>
+        <w:numPr>
+          <w:ilvl w:val="1"/>
+          <w:numId w:val="8"/>
+        </w:numPr>
+      </w:pPr>
+      <w:ins w:id="19" w:author="Gottfried Zimmermann" w:date="2026-06-26T15:46:00Z" w16du:dateUtc="2026-06-26T13:46:00Z">
+        <w:r>
+          <w:t xml:space="preserve">Ggf. </w:t>
+        </w:r>
+        <w:r>
+          <w:t xml:space="preserve">Nachweis </w:t>
+        </w:r>
+        <w:r>
+          <w:t>für</w:t>
+        </w:r>
+      </w:ins>
+      <w:ins w:id="20" w:author="Gottfried Zimmermann" w:date="2026-06-26T15:47:00Z" w16du:dateUtc="2026-06-26T13:47:00Z">
+        <w:r>
+          <w:t xml:space="preserve"> Nachteilsausgleich </w:t>
+        </w:r>
+      </w:ins>
+      <w:ins w:id="21" w:author="Gottfried Zimmermann" w:date="2026-06-26T15:46:00Z" w16du:dateUtc="2026-06-26T13:46:00Z">
+        <w:r>
+          <w:t>(Schwerbehindertenausweis, Geburtsurkunde o.ä.).</w:t>
+        </w:r>
+      </w:ins>
+    </w:p>
+    <w:p>
+      <w:pPr>
+        <w:pStyle w:val="Listenabsatz"/>
+        <w:numPr>
           <w:ilvl w:val="0"/>
           <w:numId w:val="8"/>
         </w:numPr>
@@ -337,9 +485,11 @@
           <w:ilvl w:val="0"/>
           <w:numId w:val="8"/>
         </w:numPr>
+        <w:rPr>
+          <w:ins w:id="22" w:author="Gottfried Zimmermann" w:date="2026-06-26T15:39:00Z" w16du:dateUtc="2026-06-26T13:39:00Z"/>
+        </w:rPr>
       </w:pPr>
       <w:r>
-        <w:lastRenderedPageBreak/>
         <w:t>Vergessen Sie nicht</w:t>
       </w:r>
       <w:r>
@@ -356,6 +506,18 @@
           <w:ilvl w:val="0"/>
           <w:numId w:val="8"/>
         </w:numPr>
+        <w:rPr>
+          <w:del w:id="23" w:author="Gottfried Zimmermann" w:date="2026-06-26T15:47:00Z" w16du:dateUtc="2026-06-26T13:47:00Z"/>
+        </w:rPr>
+      </w:pPr>
+    </w:p>
+    <w:p>
+      <w:pPr>
+        <w:pStyle w:val="Listenabsatz"/>
+        <w:numPr>
+          <w:ilvl w:val="0"/>
+          <w:numId w:val="8"/>
+        </w:numPr>
       </w:pPr>
       <w:r>
         <w:t>Tragen Sie sich auf der Anwesenheitsliste am Prüfungsort ein. Mit Ihrer Unterschrift bestätigen Sie Ihre Teilnahme am Examen und erklären schriftlich Ihr Einverständnis zu den in diesem Merkblatt festgehaltenen Regeln und Abläufen.</w:t>
@@ -392,10 +554,75 @@
           <w:ilvl w:val="0"/>
           <w:numId w:val="8"/>
         </w:numPr>
+        <w:rPr>
+          <w:ins w:id="24" w:author="Gottfried Zimmermann" w:date="2026-06-26T15:47:00Z" w16du:dateUtc="2026-06-26T13:47:00Z"/>
+        </w:rPr>
       </w:pPr>
       <w:r>
-        <w:t>Melden Sie sich auf der Moodle-Plattform an und öffnen Sie den Examenskurs. Unmittelbar vor Prüfungsbeginn bekommen Sie das Passwort für das Examen mitgeteilt, mit dem Sie die Prüfung starten können.</w:t>
+        <w:t>Melden Sie sich auf der Moodle-Plattform</w:t>
       </w:r>
+      <w:ins w:id="25" w:author="Gottfried Zimmermann" w:date="2026-06-26T15:47:00Z" w16du:dateUtc="2026-06-26T13:47:00Z">
+        <w:r>
+          <w:t xml:space="preserve"> und warten Sie auf die Anweisungen der Aufsichtsperson.</w:t>
+        </w:r>
+      </w:ins>
+    </w:p>
+    <w:p>
+      <w:pPr>
+        <w:pStyle w:val="Listenabsatz"/>
+        <w:numPr>
+          <w:ilvl w:val="0"/>
+          <w:numId w:val="8"/>
+        </w:numPr>
+        <w:rPr>
+          <w:ins w:id="26" w:author="Gottfried Zimmermann" w:date="2026-06-26T15:48:00Z" w16du:dateUtc="2026-06-26T13:48:00Z"/>
+        </w:rPr>
+      </w:pPr>
+      <w:del w:id="27" w:author="Gottfried Zimmermann" w:date="2026-06-26T15:47:00Z" w16du:dateUtc="2026-06-26T13:47:00Z">
+        <w:r>
+          <w:delText xml:space="preserve"> an und öffnen Sie den Examenskurs. </w:delText>
+        </w:r>
+      </w:del>
+      <w:r>
+        <w:t xml:space="preserve">Unmittelbar vor Prüfungsbeginn bekommen Sie </w:t>
+      </w:r>
+      <w:ins w:id="28" w:author="Gottfried Zimmermann" w:date="2026-06-26T15:47:00Z" w16du:dateUtc="2026-06-26T13:47:00Z">
+        <w:r>
+          <w:t xml:space="preserve">den Link zum Examenskurs sowie </w:t>
+        </w:r>
+      </w:ins>
+      <w:ins w:id="29" w:author="Gottfried Zimmermann" w:date="2026-06-26T15:48:00Z" w16du:dateUtc="2026-06-26T13:48:00Z">
+        <w:r>
+          <w:t>den zugehörigen Einschreibeschlüssel</w:t>
+        </w:r>
+      </w:ins>
+      <w:del w:id="30" w:author="Gottfried Zimmermann" w:date="2026-06-26T15:48:00Z" w16du:dateUtc="2026-06-26T13:48:00Z">
+        <w:r>
+          <w:delText>das Passwort für das Examen mitgeteilt, mit dem Sie die Prüfung starten können</w:delText>
+        </w:r>
+      </w:del>
+      <w:r>
+        <w:t>.</w:t>
+      </w:r>
+      <w:ins w:id="31" w:author="Gottfried Zimmermann" w:date="2026-06-26T15:48:00Z" w16du:dateUtc="2026-06-26T13:48:00Z">
+        <w:r>
+          <w:t xml:space="preserve">  </w:t>
+        </w:r>
+      </w:ins>
+    </w:p>
+    <w:p>
+      <w:pPr>
+        <w:pStyle w:val="Listenabsatz"/>
+        <w:numPr>
+          <w:ilvl w:val="0"/>
+          <w:numId w:val="8"/>
+        </w:numPr>
+      </w:pPr>
+      <w:ins w:id="32" w:author="Gottfried Zimmermann" w:date="2026-06-26T15:48:00Z" w16du:dateUtc="2026-06-26T13:48:00Z">
+        <w:r>
+          <w:t>Starten Sie im Examenskurs das Objekt „Examen“.</w:t>
+        </w:r>
+      </w:ins>
     </w:p>
     <w:p>
       <w:pPr>
@@ -440,6 +667,11 @@
       <w:r>
         <w:t xml:space="preserve">Für jeden Prüfling laufen nach Start der Prüfung individuell 60 Minuten (bei Nachteilsausgleich 120 Minuten) sichtbar im Moodle-Kurs ab. </w:t>
       </w:r>
+      <w:ins w:id="33" w:author="Gottfried Zimmermann" w:date="2026-06-26T15:48:00Z" w16du:dateUtc="2026-06-26T13:48:00Z">
+        <w:r>
+          <w:t>(Diese Anzeige kann abgeschaltet werden.)</w:t>
+        </w:r>
+      </w:ins>
     </w:p>
     <w:p>
       <w:pPr>
@@ -463,6 +695,9 @@
           <w:ilvl w:val="0"/>
           <w:numId w:val="9"/>
         </w:numPr>
+        <w:rPr>
+          <w:ins w:id="34" w:author="Gottfried Zimmermann" w:date="2026-06-26T15:50:00Z" w16du:dateUtc="2026-06-26T13:50:00Z"/>
+        </w:rPr>
       </w:pPr>
       <w:r>
         <w:t>Bei der Prüfung darf nur der Browser mit den Prüfungsfragen verwendet werden; es sind keine Hilfsmittel erlaubt, es sei denn, sie wurden</w:t>
@@ -482,6 +717,40 @@
           <w:numId w:val="9"/>
         </w:numPr>
       </w:pPr>
+      <w:ins w:id="35" w:author="Gottfried Zimmermann" w:date="2026-06-26T15:50:00Z" w16du:dateUtc="2026-06-26T13:50:00Z">
+        <w:r>
+          <w:t xml:space="preserve">Die Aufsichtsperson stellt sicher, dass Sie keine unerlaubten Hilfsmittel verwenden und nicht </w:t>
+        </w:r>
+      </w:ins>
+      <w:ins w:id="36" w:author="Gottfried Zimmermann" w:date="2026-06-26T15:51:00Z" w16du:dateUtc="2026-06-26T13:51:00Z">
+        <w:r>
+          <w:t xml:space="preserve">von anderen Prüflingen abschreiben. Bei einem Betrugsversuch werden Sie sofort von der Prüfung ausgeschlossen. Sie können die Prüfung </w:t>
+        </w:r>
+      </w:ins>
+      <w:ins w:id="37" w:author="Gottfried Zimmermann" w:date="2026-06-26T15:52:00Z" w16du:dateUtc="2026-06-26T13:52:00Z">
+        <w:r>
+          <w:t xml:space="preserve">dann </w:t>
+        </w:r>
+      </w:ins>
+      <w:ins w:id="38" w:author="Gottfried Zimmermann" w:date="2026-06-26T15:51:00Z" w16du:dateUtc="2026-06-26T13:51:00Z">
+        <w:r>
+          <w:t>erst ab de</w:t>
+        </w:r>
+      </w:ins>
+      <w:ins w:id="39" w:author="Gottfried Zimmermann" w:date="2026-06-26T15:52:00Z" w16du:dateUtc="2026-06-26T13:52:00Z">
+        <w:r>
+          <w:t>r nächsten Prüfungsrunde wiederholen.</w:t>
+        </w:r>
+      </w:ins>
+    </w:p>
+    <w:p>
+      <w:pPr>
+        <w:pStyle w:val="Listenabsatz"/>
+        <w:numPr>
+          <w:ilvl w:val="0"/>
+          <w:numId w:val="9"/>
+        </w:numPr>
+      </w:pPr>
       <w:r>
         <w:t>Wenn Sie einen Screenreader oder eine Vorlesefunktion verwenden, verwenden Sie bitte einen Kopfhörer.</w:t>
       </w:r>
@@ -512,8 +781,34 @@
       <w:r>
         <w:t xml:space="preserve">Sie müssen Ihr Handy im Examensraum lassen. Es darf </w:t>
       </w:r>
+      <w:del w:id="40" w:author="Gottfried Zimmermann" w:date="2026-06-26T15:49:00Z" w16du:dateUtc="2026-06-26T13:49:00Z">
+        <w:r>
+          <w:delText xml:space="preserve">nur </w:delText>
+        </w:r>
+      </w:del>
       <w:r>
-        <w:t>nur immer eine Person auf einmal</w:t>
+        <w:t xml:space="preserve">immer </w:t>
+      </w:r>
+      <w:ins w:id="41" w:author="Gottfried Zimmermann" w:date="2026-06-26T15:49:00Z" w16du:dateUtc="2026-06-26T13:49:00Z">
+        <w:r>
+          <w:t xml:space="preserve">nur </w:t>
+        </w:r>
+      </w:ins>
+      <w:del w:id="42" w:author="Gottfried Zimmermann" w:date="2026-06-26T15:49:00Z" w16du:dateUtc="2026-06-26T13:49:00Z">
+        <w:r>
+          <w:delText xml:space="preserve">eine </w:delText>
+        </w:r>
+      </w:del>
+      <w:ins w:id="43" w:author="Gottfried Zimmermann" w:date="2026-06-26T15:49:00Z" w16du:dateUtc="2026-06-26T13:49:00Z">
+        <w:r>
+          <w:t>1</w:t>
+        </w:r>
+        <w:r>
+          <w:t xml:space="preserve"> </w:t>
+        </w:r>
+      </w:ins>
+      <w:r>
+        <w:t>Person auf einmal</w:t>
       </w:r>
       <w:r>
         <w:t xml:space="preserve"> auf die Toilette gehen. Die Bearbeitungszeit für die Prüfung wird dadurch nicht verlängert.</w:t>
@@ -536,8 +831,13 @@
       <w:r>
         <w:t>werden auf einem Moodle-</w:t>
       </w:r>
+      <w:del w:id="44" w:author="Gottfried Zimmermann" w:date="2026-06-26T15:49:00Z" w16du:dateUtc="2026-06-26T13:49:00Z">
+        <w:r>
+          <w:delText xml:space="preserve"> </w:delText>
+        </w:r>
+      </w:del>
       <w:r>
-        <w:t xml:space="preserve"> Server gespeichert</w:t>
+        <w:t>Server gespeichert</w:t>
       </w:r>
       <w:r>
         <w:t xml:space="preserve">. Wir sind bemüht, für einen reibungslosen technischen Ablauf zu sorgen. </w:t>
@@ -549,7 +849,11 @@
         <w:t xml:space="preserve">Sie trotzdem auf ein technisches Problem stoßen sollten, oder falls </w:t>
       </w:r>
       <w:r>
-        <w:t xml:space="preserve">Sie den Browser während der Prüfung aus Versehen schließen, öffnen Sie </w:t>
+        <w:t xml:space="preserve">Sie den Browser während der Prüfung </w:t>
+      </w:r>
+      <w:r>
+        <w:lastRenderedPageBreak/>
+        <w:t xml:space="preserve">aus Versehen schließen, öffnen Sie </w:t>
       </w:r>
       <w:r>
         <w:t xml:space="preserve">ein neues </w:t>
@@ -596,7 +900,15 @@
         </w:numPr>
       </w:pPr>
       <w:r>
-        <w:t>Nach Ablauf der Zeit oder wenn Sie fertig sind, schließen Sie bitte das Examen ab (ABGEBEN-Button).</w:t>
+        <w:t xml:space="preserve">Nach Ablauf der Zeit oder wenn Sie fertig sind, schließen Sie </w:t>
+      </w:r>
+      <w:del w:id="45" w:author="Gottfried Zimmermann" w:date="2026-06-26T15:52:00Z" w16du:dateUtc="2026-06-26T13:52:00Z">
+        <w:r>
+          <w:delText xml:space="preserve">bitte </w:delText>
+        </w:r>
+      </w:del>
+      <w:r>
+        <w:t>das Examen ab (ABGEBEN-Button).</w:t>
       </w:r>
     </w:p>
     <w:p>
@@ -608,7 +920,6 @@
         </w:numPr>
       </w:pPr>
       <w:r>
-        <w:lastRenderedPageBreak/>
         <w:t xml:space="preserve">Sie bekommen Ihr Ergebnis </w:t>
       </w:r>
       <w:r>
@@ -671,6 +982,11 @@
       <w:r>
         <w:t xml:space="preserve">Nach erfolgreichem Bestehen der Prüfung können Sie sich Ihre schriftliche Bescheinigung zum Knowledge Badge direkt im Examenskurs herunterladen. </w:t>
       </w:r>
+      <w:ins w:id="46" w:author="Gottfried Zimmermann" w:date="2026-06-26T15:53:00Z" w16du:dateUtc="2026-06-26T13:53:00Z">
+        <w:r>
+          <w:t>Zusätzlich bekommen Sie das Knowledge Badge auch per Email zugesandt.</w:t>
+        </w:r>
+      </w:ins>
     </w:p>
     <w:p>
       <w:pPr>
@@ -3090,6 +3406,14 @@
     <w:abstractNumId w:val="10"/>
   </w:num>
 </w:numbering>
+</file>
+
+<file path=word/people.xml><?xml version="1.0" encoding="utf-8"?>
+<w15:people xmlns:wpc="http://schemas.microsoft.com/office/word/2010/wordprocessingCanvas" xmlns:cx="http://schemas.microsoft.com/office/drawing/2014/chartex" xmlns:cx1="http://schemas.microsoft.com/office/drawing/2015/9/8/chartex" xmlns:cx2="http://schemas.microsoft.com/office/drawing/2015/10/21/chartex" xmlns:cx3="http://schemas.microsoft.com/office/drawing/2016/5/9/chartex" xmlns:cx4="http://schemas.microsoft.com/office/drawing/2016/5/10/chartex" xmlns:cx5="http://schemas.microsoft.com/office/drawing/2016/5/11/chartex" xmlns:cx6="http://schemas.microsoft.com/office/drawing/2016/5/12/chartex" xmlns:cx7="http://schemas.microsoft.com/office/drawing/2016/5/13/chartex" xmlns:cx8="http://schemas.microsoft.com/office/drawing/2016/5/14/chartex" xmlns:mc="http://schemas.openxmlformats.org/markup-compatibility/2006" xmlns:aink="http://schemas.microsoft.com/office/drawing/2016/ink" xmlns:am3d="http://schemas.microsoft.com/office/drawing/2017/model3d" xmlns:o="urn:schemas-microsoft-com:office:office" xmlns:oel="http://schemas.microsoft.com/office/2019/extlst" xmlns:r="http://schemas.openxmlformats.org/officeDocument/2006/relationships" xmlns:m="http://schemas.openxmlformats.org/officeDocument/2006/math" xmlns:v="urn:schemas-microsoft-com:vml" xmlns:wp14="http://schemas.microsoft.com/office/word/2010/wordprocessingDrawing" xmlns:wp="http://schemas.openxmlformats.org/drawingml/2006/wordprocessingDrawing" xmlns:w10="urn:schemas-microsoft-com:office:word" xmlns:w="http://schemas.openxmlformats.org/wordprocessingml/2006/main" xmlns:w14="http://schemas.microsoft.com/office/word/2010/wordml" xmlns:w15="http://schemas.microsoft.com/office/word/2012/wordml" xmlns:w16cex="http://schemas.microsoft.com/office/word/2018/wordml/cex" xmlns:w16cid="http://schemas.microsoft.com/office/word/2016/wordml/cid" xmlns:w16="http://schemas.microsoft.com/office/word/2018/wordml" xmlns:w16du="http://schemas.microsoft.com/office/word/2023/wordml/word16du" xmlns:w16sdtdh="http://schemas.microsoft.com/office/word/2020/wordml/sdtdatahash" xmlns:w16sdtfl="http://schemas.microsoft.com/office/word/2024/wordml/sdtformatlock" xmlns:w16se="http://schemas.microsoft.com/office/word/2015/wordml/symex" xmlns:wpg="http://schemas.microsoft.com/office/word/2010/wordprocessingGroup" xmlns:wpi="http://schemas.microsoft.com/office/word/2010/wordprocessingInk" xmlns:wne="http://schemas.microsoft.com/office/word/2006/wordml" xmlns:wps="http://schemas.microsoft.com/office/word/2010/wordprocessingShape" mc:Ignorable="w14 w15 w16se w16cid w16 w16cex w16sdtdh w16sdtfl w16du wp14">
+  <w15:person w15:author="Gottfried Zimmermann">
+    <w15:presenceInfo w15:providerId="Windows Live" w15:userId="89dddc6042953ddf"/>
+  </w15:person>
+</w15:people>
 </file>
 
 <file path=word/styles.xml><?xml version="1.0" encoding="utf-8"?>

--- a/Merkblätter/Merkblatt_Prüflinge_KB-BFL.docx
+++ b/Merkblätter/Merkblatt_Prüflinge_KB-BFL.docx
@@ -32,16 +32,9 @@
       <w:r>
         <w:t xml:space="preserve">Version </w:t>
       </w:r>
-      <w:del w:id="0" w:author="Gottfried Zimmermann" w:date="2026-06-26T15:38:00Z" w16du:dateUtc="2026-06-26T13:38:00Z">
-        <w:r>
-          <w:delText>3</w:delText>
-        </w:r>
-      </w:del>
-      <w:ins w:id="1" w:author="Gottfried Zimmermann" w:date="2026-06-26T15:38:00Z" w16du:dateUtc="2026-06-26T13:38:00Z">
-        <w:r>
-          <w:t>4</w:t>
-        </w:r>
-      </w:ins>
+      <w:r>
+        <w:t>4</w:t>
+      </w:r>
       <w:r>
         <w:t xml:space="preserve"> – 202</w:t>
       </w:r>
@@ -54,19 +47,9 @@
       <w:r>
         <w:t>0</w:t>
       </w:r>
-      <w:ins w:id="2" w:author="Gottfried Zimmermann" w:date="2026-06-26T15:39:00Z" w16du:dateUtc="2026-06-26T13:39:00Z">
-        <w:r>
-          <w:t>6-26</w:t>
-        </w:r>
-      </w:ins>
-      <w:del w:id="3" w:author="Gottfried Zimmermann" w:date="2026-06-26T15:39:00Z" w16du:dateUtc="2026-06-26T13:39:00Z">
-        <w:r>
-          <w:delText>3-</w:delText>
-        </w:r>
-        <w:r>
-          <w:delText>20</w:delText>
-        </w:r>
-      </w:del>
+      <w:r>
+        <w:t>6-26</w:t>
+      </w:r>
     </w:p>
     <w:p>
       <w:r>
@@ -167,9 +150,6 @@
           <w:ilvl w:val="0"/>
           <w:numId w:val="16"/>
         </w:numPr>
-        <w:rPr>
-          <w:ins w:id="4" w:author="Gottfried Zimmermann" w:date="2026-06-26T15:40:00Z" w16du:dateUtc="2026-06-26T13:40:00Z"/>
-        </w:rPr>
       </w:pPr>
       <w:r>
         <w:t xml:space="preserve">Die Prüfung findet in einem Examenskurs auf der Moodle-Plattform des Kompetenzzentrums Digitale Barrierefreiheit statt. </w:t>
@@ -206,49 +186,20 @@
           <w:numId w:val="16"/>
         </w:numPr>
       </w:pPr>
-      <w:ins w:id="5" w:author="Gottfried Zimmermann" w:date="2026-06-26T15:42:00Z" w16du:dateUtc="2026-06-26T13:42:00Z">
-        <w:r>
-          <w:t xml:space="preserve">Treten Sie dem </w:t>
-        </w:r>
-      </w:ins>
-      <w:ins w:id="6" w:author="Gottfried Zimmermann" w:date="2026-06-26T15:41:00Z" w16du:dateUtc="2026-06-26T13:41:00Z">
-        <w:r>
-          <w:t xml:space="preserve">Kurs </w:t>
-        </w:r>
-      </w:ins>
-      <w:ins w:id="7" w:author="Gottfried Zimmermann" w:date="2026-06-26T15:42:00Z" w16du:dateUtc="2026-06-26T13:42:00Z">
-        <w:r>
-          <w:fldChar w:fldCharType="begin"/>
-        </w:r>
-        <w:r>
-          <w:instrText>HYPERLINK "https://mooc.hdm-stuttgart.de/course/view.php?id=111"</w:instrText>
-        </w:r>
-        <w:r>
-          <w:fldChar w:fldCharType="separate"/>
-        </w:r>
+      <w:r>
+        <w:t xml:space="preserve">Treten Sie dem Kurs </w:t>
+      </w:r>
+      <w:hyperlink r:id="rId10" w:history="1">
         <w:r>
           <w:rPr>
             <w:rStyle w:val="Hyperlink"/>
           </w:rPr>
           <w:t>Probeexamen - KB-BFL</w:t>
         </w:r>
-        <w:r>
-          <w:fldChar w:fldCharType="end"/>
-        </w:r>
-        <w:r>
-          <w:t xml:space="preserve"> bei und machen Sie einen Probelauf</w:t>
-        </w:r>
-      </w:ins>
-      <w:ins w:id="8" w:author="Gottfried Zimmermann" w:date="2026-06-26T15:45:00Z" w16du:dateUtc="2026-06-26T13:45:00Z">
-        <w:r>
-          <w:t>, um sich an die Plattform und den Ablauf des Examens zu gewöhnen</w:t>
-        </w:r>
-      </w:ins>
-      <w:ins w:id="9" w:author="Gottfried Zimmermann" w:date="2026-06-26T15:42:00Z" w16du:dateUtc="2026-06-26T13:42:00Z">
-        <w:r>
-          <w:t xml:space="preserve">. </w:t>
-        </w:r>
-      </w:ins>
+      </w:hyperlink>
+      <w:r>
+        <w:t xml:space="preserve"> bei und machen Sie einen Probelauf, um sich an die Plattform und den Ablauf des Examens zu gewöhnen. </w:t>
+      </w:r>
     </w:p>
     <w:p>
       <w:pPr>
@@ -262,15 +213,7 @@
         </w:rPr>
       </w:pPr>
       <w:r>
-        <w:t>Spätestens 1 Woche vor dem Prüfungstermin erhalten Sie eine Bestätigung per E-Mail zur Teilnahme an der Prüfung mit Informationen zu Ort, Zeit und Ansprechperson</w:t>
-      </w:r>
-      <w:del w:id="10" w:author="Gottfried Zimmermann" w:date="2026-06-26T15:45:00Z" w16du:dateUtc="2026-06-26T13:45:00Z">
-        <w:r>
-          <w:delText>en</w:delText>
-        </w:r>
-      </w:del>
-      <w:r>
-        <w:t xml:space="preserve"> für den Prüfungstermin.</w:t>
+        <w:t>Spätestens 1 Woche vor dem Prüfungstermin erhalten Sie eine Bestätigung per E-Mail zur Teilnahme an der Prüfung mit Informationen zu Ort, Zeit und Ansprechperson für den Prüfungstermin.</w:t>
       </w:r>
       <w:r>
         <w:rPr>
@@ -278,48 +221,6 @@
         </w:rPr>
         <w:t xml:space="preserve"> </w:t>
       </w:r>
-      <w:del w:id="11" w:author="Gottfried Zimmermann" w:date="2026-06-26T15:45:00Z" w16du:dateUtc="2026-06-26T13:45:00Z">
-        <w:r>
-          <w:rPr>
-            <w:color w:val="000000" w:themeColor="text1"/>
-          </w:rPr>
-          <w:delText>Zudem erhalten Sie den Link zum Examenskurs sowie einen Einschreibeschlüssel, um sich vorab in diesen Kurs einzuschreiben.</w:delText>
-        </w:r>
-      </w:del>
-    </w:p>
-    <w:p>
-      <w:pPr>
-        <w:pStyle w:val="Listenabsatz"/>
-        <w:numPr>
-          <w:ilvl w:val="0"/>
-          <w:numId w:val="16"/>
-        </w:numPr>
-        <w:rPr>
-          <w:del w:id="12" w:author="Gottfried Zimmermann" w:date="2026-06-26T15:45:00Z" w16du:dateUtc="2026-06-26T13:45:00Z"/>
-        </w:rPr>
-      </w:pPr>
-      <w:del w:id="13" w:author="Gottfried Zimmermann" w:date="2026-06-26T15:45:00Z" w16du:dateUtc="2026-06-26T13:45:00Z">
-        <w:r>
-          <w:delText>Speichern Sie sich den Link zum Examenskurs ab. Sie brauchen ihn spätestens bei der Prüfung.</w:delText>
-        </w:r>
-      </w:del>
-    </w:p>
-    <w:p>
-      <w:pPr>
-        <w:pStyle w:val="Listenabsatz"/>
-        <w:numPr>
-          <w:ilvl w:val="0"/>
-          <w:numId w:val="16"/>
-        </w:numPr>
-        <w:rPr>
-          <w:del w:id="14" w:author="Gottfried Zimmermann" w:date="2026-06-26T15:45:00Z" w16du:dateUtc="2026-06-26T13:45:00Z"/>
-        </w:rPr>
-      </w:pPr>
-      <w:del w:id="15" w:author="Gottfried Zimmermann" w:date="2026-06-26T15:45:00Z" w16du:dateUtc="2026-06-26T13:45:00Z">
-        <w:r>
-          <w:delText>Sie können vorab den „Probelauf“ im Examenskurs durchlaufen, um sich an die technische Plattform und den Ablauf des Examens zu gewöhnen.</w:delText>
-        </w:r>
-      </w:del>
     </w:p>
     <w:p>
       <w:pPr>
@@ -408,9 +309,6 @@
           <w:ilvl w:val="1"/>
           <w:numId w:val="8"/>
         </w:numPr>
-        <w:rPr>
-          <w:ins w:id="16" w:author="Gottfried Zimmermann" w:date="2026-06-26T15:46:00Z" w16du:dateUtc="2026-06-26T13:46:00Z"/>
-        </w:rPr>
       </w:pPr>
       <w:r>
         <w:t>Ein leeres Blatt Papier (DIN A4) für Ihre Notizen</w:t>
@@ -426,15 +324,10 @@
           <w:ilvl w:val="1"/>
           <w:numId w:val="8"/>
         </w:numPr>
-        <w:rPr>
-          <w:ins w:id="17" w:author="Gottfried Zimmermann" w:date="2026-06-26T15:46:00Z" w16du:dateUtc="2026-06-26T13:46:00Z"/>
-        </w:rPr>
-      </w:pPr>
-      <w:ins w:id="18" w:author="Gottfried Zimmermann" w:date="2026-06-26T15:46:00Z" w16du:dateUtc="2026-06-26T13:46:00Z">
-        <w:r>
-          <w:t>Ihren Personalausweis oder Reisepass zum Nachweis der Identität</w:t>
-        </w:r>
-      </w:ins>
+      </w:pPr>
+      <w:r>
+        <w:t>Ihren Personalausweis oder Reisepass zum Nachweis der Identität</w:t>
+      </w:r>
     </w:p>
     <w:p>
       <w:pPr>
@@ -444,27 +337,9 @@
           <w:numId w:val="8"/>
         </w:numPr>
       </w:pPr>
-      <w:ins w:id="19" w:author="Gottfried Zimmermann" w:date="2026-06-26T15:46:00Z" w16du:dateUtc="2026-06-26T13:46:00Z">
-        <w:r>
-          <w:t xml:space="preserve">Ggf. </w:t>
-        </w:r>
-        <w:r>
-          <w:t xml:space="preserve">Nachweis </w:t>
-        </w:r>
-        <w:r>
-          <w:t>für</w:t>
-        </w:r>
-      </w:ins>
-      <w:ins w:id="20" w:author="Gottfried Zimmermann" w:date="2026-06-26T15:47:00Z" w16du:dateUtc="2026-06-26T13:47:00Z">
-        <w:r>
-          <w:t xml:space="preserve"> Nachteilsausgleich </w:t>
-        </w:r>
-      </w:ins>
-      <w:ins w:id="21" w:author="Gottfried Zimmermann" w:date="2026-06-26T15:46:00Z" w16du:dateUtc="2026-06-26T13:46:00Z">
-        <w:r>
-          <w:t>(Schwerbehindertenausweis, Geburtsurkunde o.ä.).</w:t>
-        </w:r>
-      </w:ins>
+      <w:r>
+        <w:t>Ggf. Nachweis für Nachteilsausgleich (Schwerbehindertenausweis, Geburtsurkunde o.ä.).</w:t>
+      </w:r>
     </w:p>
     <w:p>
       <w:pPr>
@@ -485,9 +360,6 @@
           <w:ilvl w:val="0"/>
           <w:numId w:val="8"/>
         </w:numPr>
-        <w:rPr>
-          <w:ins w:id="22" w:author="Gottfried Zimmermann" w:date="2026-06-26T15:39:00Z" w16du:dateUtc="2026-06-26T13:39:00Z"/>
-        </w:rPr>
       </w:pPr>
       <w:r>
         <w:t>Vergessen Sie nicht</w:t>
@@ -506,10 +378,11 @@
           <w:ilvl w:val="0"/>
           <w:numId w:val="8"/>
         </w:numPr>
-        <w:rPr>
-          <w:del w:id="23" w:author="Gottfried Zimmermann" w:date="2026-06-26T15:47:00Z" w16du:dateUtc="2026-06-26T13:47:00Z"/>
-        </w:rPr>
-      </w:pPr>
+      </w:pPr>
+      <w:r>
+        <w:lastRenderedPageBreak/>
+        <w:t>Tragen Sie sich auf der Anwesenheitsliste am Prüfungsort ein. Mit Ihrer Unterschrift bestätigen Sie Ihre Teilnahme am Examen und erklären schriftlich Ihr Einverständnis zu den in diesem Merkblatt festgehaltenen Regeln und Abläufen.</w:t>
+      </w:r>
     </w:p>
     <w:p>
       <w:pPr>
@@ -520,7 +393,7 @@
         </w:numPr>
       </w:pPr>
       <w:r>
-        <w:t>Tragen Sie sich auf der Anwesenheitsliste am Prüfungsort ein. Mit Ihrer Unterschrift bestätigen Sie Ihre Teilnahme am Examen und erklären schriftlich Ihr Einverständnis zu den in diesem Merkblatt festgehaltenen Regeln und Abläufen.</w:t>
+        <w:t>Überprüfen Sie die Funktion von WLAN und Internetverbindung.</w:t>
       </w:r>
     </w:p>
     <w:p>
@@ -532,7 +405,7 @@
         </w:numPr>
       </w:pPr>
       <w:r>
-        <w:t>Überprüfen Sie die Funktion von WLAN und Internetverbindung.</w:t>
+        <w:t>Stellen Sie sicher, dass benötigte Assistive Technologien funktionieren (z. B. Screenreader). Bei Nutzung von Screenreader nutzen Sie bitte Kopfhörer.</w:t>
       </w:r>
     </w:p>
     <w:p>
@@ -544,7 +417,10 @@
         </w:numPr>
       </w:pPr>
       <w:r>
-        <w:t>Stellen Sie sicher, dass benötigte Assistive Technologien funktionieren (z. B. Screenreader). Bei Nutzung von Screenreader nutzen Sie bitte Kopfhörer.</w:t>
+        <w:t>Melden Sie sich auf der Moodle-Plattform</w:t>
+      </w:r>
+      <w:r>
+        <w:t xml:space="preserve"> und warten Sie auf die Anweisungen der Aufsichtsperson.</w:t>
       </w:r>
     </w:p>
     <w:p>
@@ -554,18 +430,19 @@
           <w:ilvl w:val="0"/>
           <w:numId w:val="8"/>
         </w:numPr>
-        <w:rPr>
-          <w:ins w:id="24" w:author="Gottfried Zimmermann" w:date="2026-06-26T15:47:00Z" w16du:dateUtc="2026-06-26T13:47:00Z"/>
-        </w:rPr>
       </w:pPr>
       <w:r>
-        <w:t>Melden Sie sich auf der Moodle-Plattform</w:t>
+        <w:t xml:space="preserve">Unmittelbar vor Prüfungsbeginn bekommen Sie </w:t>
       </w:r>
-      <w:ins w:id="25" w:author="Gottfried Zimmermann" w:date="2026-06-26T15:47:00Z" w16du:dateUtc="2026-06-26T13:47:00Z">
-        <w:r>
-          <w:t xml:space="preserve"> und warten Sie auf die Anweisungen der Aufsichtsperson.</w:t>
-        </w:r>
-      </w:ins>
+      <w:r>
+        <w:t>den Link zum Examenskurs sowie den zugehörigen Einschreibeschlüssel</w:t>
+      </w:r>
+      <w:r>
+        <w:t>.</w:t>
+      </w:r>
+      <w:r>
+        <w:t xml:space="preserve">  </w:t>
+      </w:r>
     </w:p>
     <w:p>
       <w:pPr>
@@ -574,55 +451,10 @@
           <w:ilvl w:val="0"/>
           <w:numId w:val="8"/>
         </w:numPr>
-        <w:rPr>
-          <w:ins w:id="26" w:author="Gottfried Zimmermann" w:date="2026-06-26T15:48:00Z" w16du:dateUtc="2026-06-26T13:48:00Z"/>
-        </w:rPr>
-      </w:pPr>
-      <w:del w:id="27" w:author="Gottfried Zimmermann" w:date="2026-06-26T15:47:00Z" w16du:dateUtc="2026-06-26T13:47:00Z">
-        <w:r>
-          <w:delText xml:space="preserve"> an und öffnen Sie den Examenskurs. </w:delText>
-        </w:r>
-      </w:del>
+      </w:pPr>
       <w:r>
-        <w:t xml:space="preserve">Unmittelbar vor Prüfungsbeginn bekommen Sie </w:t>
+        <w:t>Starten Sie im Examenskurs das Objekt „Examen“.</w:t>
       </w:r>
-      <w:ins w:id="28" w:author="Gottfried Zimmermann" w:date="2026-06-26T15:47:00Z" w16du:dateUtc="2026-06-26T13:47:00Z">
-        <w:r>
-          <w:t xml:space="preserve">den Link zum Examenskurs sowie </w:t>
-        </w:r>
-      </w:ins>
-      <w:ins w:id="29" w:author="Gottfried Zimmermann" w:date="2026-06-26T15:48:00Z" w16du:dateUtc="2026-06-26T13:48:00Z">
-        <w:r>
-          <w:t>den zugehörigen Einschreibeschlüssel</w:t>
-        </w:r>
-      </w:ins>
-      <w:del w:id="30" w:author="Gottfried Zimmermann" w:date="2026-06-26T15:48:00Z" w16du:dateUtc="2026-06-26T13:48:00Z">
-        <w:r>
-          <w:delText>das Passwort für das Examen mitgeteilt, mit dem Sie die Prüfung starten können</w:delText>
-        </w:r>
-      </w:del>
-      <w:r>
-        <w:t>.</w:t>
-      </w:r>
-      <w:ins w:id="31" w:author="Gottfried Zimmermann" w:date="2026-06-26T15:48:00Z" w16du:dateUtc="2026-06-26T13:48:00Z">
-        <w:r>
-          <w:t xml:space="preserve">  </w:t>
-        </w:r>
-      </w:ins>
-    </w:p>
-    <w:p>
-      <w:pPr>
-        <w:pStyle w:val="Listenabsatz"/>
-        <w:numPr>
-          <w:ilvl w:val="0"/>
-          <w:numId w:val="8"/>
-        </w:numPr>
-      </w:pPr>
-      <w:ins w:id="32" w:author="Gottfried Zimmermann" w:date="2026-06-26T15:48:00Z" w16du:dateUtc="2026-06-26T13:48:00Z">
-        <w:r>
-          <w:t>Starten Sie im Examenskurs das Objekt „Examen“.</w:t>
-        </w:r>
-      </w:ins>
     </w:p>
     <w:p>
       <w:pPr>
@@ -667,11 +499,9 @@
       <w:r>
         <w:t xml:space="preserve">Für jeden Prüfling laufen nach Start der Prüfung individuell 60 Minuten (bei Nachteilsausgleich 120 Minuten) sichtbar im Moodle-Kurs ab. </w:t>
       </w:r>
-      <w:ins w:id="33" w:author="Gottfried Zimmermann" w:date="2026-06-26T15:48:00Z" w16du:dateUtc="2026-06-26T13:48:00Z">
-        <w:r>
-          <w:t>(Diese Anzeige kann abgeschaltet werden.)</w:t>
-        </w:r>
-      </w:ins>
+      <w:r>
+        <w:t>(Diese Anzeige kann abgeschaltet werden.)</w:t>
+      </w:r>
     </w:p>
     <w:p>
       <w:pPr>
@@ -695,9 +525,6 @@
           <w:ilvl w:val="0"/>
           <w:numId w:val="9"/>
         </w:numPr>
-        <w:rPr>
-          <w:ins w:id="34" w:author="Gottfried Zimmermann" w:date="2026-06-26T15:50:00Z" w16du:dateUtc="2026-06-26T13:50:00Z"/>
-        </w:rPr>
       </w:pPr>
       <w:r>
         <w:t>Bei der Prüfung darf nur der Browser mit den Prüfungsfragen verwendet werden; es sind keine Hilfsmittel erlaubt, es sei denn, sie wurden</w:t>
@@ -717,31 +544,9 @@
           <w:numId w:val="9"/>
         </w:numPr>
       </w:pPr>
-      <w:ins w:id="35" w:author="Gottfried Zimmermann" w:date="2026-06-26T15:50:00Z" w16du:dateUtc="2026-06-26T13:50:00Z">
-        <w:r>
-          <w:t xml:space="preserve">Die Aufsichtsperson stellt sicher, dass Sie keine unerlaubten Hilfsmittel verwenden und nicht </w:t>
-        </w:r>
-      </w:ins>
-      <w:ins w:id="36" w:author="Gottfried Zimmermann" w:date="2026-06-26T15:51:00Z" w16du:dateUtc="2026-06-26T13:51:00Z">
-        <w:r>
-          <w:t xml:space="preserve">von anderen Prüflingen abschreiben. Bei einem Betrugsversuch werden Sie sofort von der Prüfung ausgeschlossen. Sie können die Prüfung </w:t>
-        </w:r>
-      </w:ins>
-      <w:ins w:id="37" w:author="Gottfried Zimmermann" w:date="2026-06-26T15:52:00Z" w16du:dateUtc="2026-06-26T13:52:00Z">
-        <w:r>
-          <w:t xml:space="preserve">dann </w:t>
-        </w:r>
-      </w:ins>
-      <w:ins w:id="38" w:author="Gottfried Zimmermann" w:date="2026-06-26T15:51:00Z" w16du:dateUtc="2026-06-26T13:51:00Z">
-        <w:r>
-          <w:t>erst ab de</w:t>
-        </w:r>
-      </w:ins>
-      <w:ins w:id="39" w:author="Gottfried Zimmermann" w:date="2026-06-26T15:52:00Z" w16du:dateUtc="2026-06-26T13:52:00Z">
-        <w:r>
-          <w:t>r nächsten Prüfungsrunde wiederholen.</w:t>
-        </w:r>
-      </w:ins>
+      <w:r>
+        <w:t>Die Aufsichtsperson stellt sicher, dass Sie keine unerlaubten Hilfsmittel verwenden und nicht von anderen Prüflingen abschreiben. Bei einem Betrugsversuch werden Sie sofort von der Prüfung ausgeschlossen. Sie können die Prüfung dann erst ab der nächsten Prüfungsrunde wiederholen.</w:t>
+      </w:r>
     </w:p>
     <w:p>
       <w:pPr>
@@ -781,32 +586,12 @@
       <w:r>
         <w:t xml:space="preserve">Sie müssen Ihr Handy im Examensraum lassen. Es darf </w:t>
       </w:r>
-      <w:del w:id="40" w:author="Gottfried Zimmermann" w:date="2026-06-26T15:49:00Z" w16du:dateUtc="2026-06-26T13:49:00Z">
-        <w:r>
-          <w:delText xml:space="preserve">nur </w:delText>
-        </w:r>
-      </w:del>
       <w:r>
         <w:t xml:space="preserve">immer </w:t>
       </w:r>
-      <w:ins w:id="41" w:author="Gottfried Zimmermann" w:date="2026-06-26T15:49:00Z" w16du:dateUtc="2026-06-26T13:49:00Z">
-        <w:r>
-          <w:t xml:space="preserve">nur </w:t>
-        </w:r>
-      </w:ins>
-      <w:del w:id="42" w:author="Gottfried Zimmermann" w:date="2026-06-26T15:49:00Z" w16du:dateUtc="2026-06-26T13:49:00Z">
-        <w:r>
-          <w:delText xml:space="preserve">eine </w:delText>
-        </w:r>
-      </w:del>
-      <w:ins w:id="43" w:author="Gottfried Zimmermann" w:date="2026-06-26T15:49:00Z" w16du:dateUtc="2026-06-26T13:49:00Z">
-        <w:r>
-          <w:t>1</w:t>
-        </w:r>
-        <w:r>
-          <w:t xml:space="preserve"> </w:t>
-        </w:r>
-      </w:ins>
+      <w:r>
+        <w:t xml:space="preserve">nur 1 </w:t>
+      </w:r>
       <w:r>
         <w:t>Person auf einmal</w:t>
       </w:r>
@@ -831,11 +616,6 @@
       <w:r>
         <w:t>werden auf einem Moodle-</w:t>
       </w:r>
-      <w:del w:id="44" w:author="Gottfried Zimmermann" w:date="2026-06-26T15:49:00Z" w16du:dateUtc="2026-06-26T13:49:00Z">
-        <w:r>
-          <w:delText xml:space="preserve"> </w:delText>
-        </w:r>
-      </w:del>
       <w:r>
         <w:t>Server gespeichert</w:t>
       </w:r>
@@ -900,15 +680,7 @@
         </w:numPr>
       </w:pPr>
       <w:r>
-        <w:t xml:space="preserve">Nach Ablauf der Zeit oder wenn Sie fertig sind, schließen Sie </w:t>
-      </w:r>
-      <w:del w:id="45" w:author="Gottfried Zimmermann" w:date="2026-06-26T15:52:00Z" w16du:dateUtc="2026-06-26T13:52:00Z">
-        <w:r>
-          <w:delText xml:space="preserve">bitte </w:delText>
-        </w:r>
-      </w:del>
-      <w:r>
-        <w:t>das Examen ab (ABGEBEN-Button).</w:t>
+        <w:t>Nach Ablauf der Zeit oder wenn Sie fertig sind, schließen Sie das Examen ab (ABGEBEN-Button).</w:t>
       </w:r>
     </w:p>
     <w:p>
@@ -982,11 +754,17 @@
       <w:r>
         <w:t xml:space="preserve">Nach erfolgreichem Bestehen der Prüfung können Sie sich Ihre schriftliche Bescheinigung zum Knowledge Badge direkt im Examenskurs herunterladen. </w:t>
       </w:r>
-      <w:ins w:id="46" w:author="Gottfried Zimmermann" w:date="2026-06-26T15:53:00Z" w16du:dateUtc="2026-06-26T13:53:00Z">
-        <w:r>
-          <w:t>Zusätzlich bekommen Sie das Knowledge Badge auch per Email zugesandt.</w:t>
-        </w:r>
-      </w:ins>
+      <w:r>
+        <w:t xml:space="preserve">Zusätzlich bekommen Sie das Knowledge Badge auch per </w:t>
+      </w:r>
+      <w:proofErr w:type="gramStart"/>
+      <w:r>
+        <w:t>Email</w:t>
+      </w:r>
+      <w:proofErr w:type="gramEnd"/>
+      <w:r>
+        <w:t xml:space="preserve"> zugesandt.</w:t>
+      </w:r>
     </w:p>
     <w:p>
       <w:pPr>
@@ -1019,12 +797,12 @@
       </w:r>
     </w:p>
     <w:sectPr>
-      <w:headerReference w:type="even" r:id="rId10"/>
-      <w:headerReference w:type="default" r:id="rId11"/>
-      <w:footerReference w:type="even" r:id="rId12"/>
-      <w:footerReference w:type="default" r:id="rId13"/>
-      <w:headerReference w:type="first" r:id="rId14"/>
-      <w:footerReference w:type="first" r:id="rId15"/>
+      <w:headerReference w:type="even" r:id="rId11"/>
+      <w:headerReference w:type="default" r:id="rId12"/>
+      <w:footerReference w:type="even" r:id="rId13"/>
+      <w:footerReference w:type="default" r:id="rId14"/>
+      <w:headerReference w:type="first" r:id="rId15"/>
+      <w:footerReference w:type="first" r:id="rId16"/>
       <w:pgSz w:w="11906" w:h="16838"/>
       <w:pgMar w:top="1417" w:right="1417" w:bottom="1134" w:left="1417" w:header="708" w:footer="708" w:gutter="0"/>
       <w:cols w:space="708"/>
@@ -3406,14 +3184,6 @@
     <w:abstractNumId w:val="10"/>
   </w:num>
 </w:numbering>
-</file>
-
-<file path=word/people.xml><?xml version="1.0" encoding="utf-8"?>
-<w15:people xmlns:wpc="http://schemas.microsoft.com/office/word/2010/wordprocessingCanvas" xmlns:cx="http://schemas.microsoft.com/office/drawing/2014/chartex" xmlns:cx1="http://schemas.microsoft.com/office/drawing/2015/9/8/chartex" xmlns:cx2="http://schemas.microsoft.com/office/drawing/2015/10/21/chartex" xmlns:cx3="http://schemas.microsoft.com/office/drawing/2016/5/9/chartex" xmlns:cx4="http://schemas.microsoft.com/office/drawing/2016/5/10/chartex" xmlns:cx5="http://schemas.microsoft.com/office/drawing/2016/5/11/chartex" xmlns:cx6="http://schemas.microsoft.com/office/drawing/2016/5/12/chartex" xmlns:cx7="http://schemas.microsoft.com/office/drawing/2016/5/13/chartex" xmlns:cx8="http://schemas.microsoft.com/office/drawing/2016/5/14/chartex" xmlns:mc="http://schemas.openxmlformats.org/markup-compatibility/2006" xmlns:aink="http://schemas.microsoft.com/office/drawing/2016/ink" xmlns:am3d="http://schemas.microsoft.com/office/drawing/2017/model3d" xmlns:o="urn:schemas-microsoft-com:office:office" xmlns:oel="http://schemas.microsoft.com/office/2019/extlst" xmlns:r="http://schemas.openxmlformats.org/officeDocument/2006/relationships" xmlns:m="http://schemas.openxmlformats.org/officeDocument/2006/math" xmlns:v="urn:schemas-microsoft-com:vml" xmlns:wp14="http://schemas.microsoft.com/office/word/2010/wordprocessingDrawing" xmlns:wp="http://schemas.openxmlformats.org/drawingml/2006/wordprocessingDrawing" xmlns:w10="urn:schemas-microsoft-com:office:word" xmlns:w="http://schemas.openxmlformats.org/wordprocessingml/2006/main" xmlns:w14="http://schemas.microsoft.com/office/word/2010/wordml" xmlns:w15="http://schemas.microsoft.com/office/word/2012/wordml" xmlns:w16cex="http://schemas.microsoft.com/office/word/2018/wordml/cex" xmlns:w16cid="http://schemas.microsoft.com/office/word/2016/wordml/cid" xmlns:w16="http://schemas.microsoft.com/office/word/2018/wordml" xmlns:w16du="http://schemas.microsoft.com/office/word/2023/wordml/word16du" xmlns:w16sdtdh="http://schemas.microsoft.com/office/word/2020/wordml/sdtdatahash" xmlns:w16sdtfl="http://schemas.microsoft.com/office/word/2024/wordml/sdtformatlock" xmlns:w16se="http://schemas.microsoft.com/office/word/2015/wordml/symex" xmlns:wpg="http://schemas.microsoft.com/office/word/2010/wordprocessingGroup" xmlns:wpi="http://schemas.microsoft.com/office/word/2010/wordprocessingInk" xmlns:wne="http://schemas.microsoft.com/office/word/2006/wordml" xmlns:wps="http://schemas.microsoft.com/office/word/2010/wordprocessingShape" mc:Ignorable="w14 w15 w16se w16cid w16 w16cex w16sdtdh w16sdtfl w16du wp14">
-  <w15:person w15:author="Gottfried Zimmermann">
-    <w15:presenceInfo w15:providerId="Windows Live" w15:userId="89dddc6042953ddf"/>
-  </w15:person>
-</w15:people>
 </file>
 
 <file path=word/styles.xml><?xml version="1.0" encoding="utf-8"?>

--- a/Merkblätter/Merkblatt_Prüflinge_KB-BFL.docx
+++ b/Merkblätter/Merkblatt_Prüflinge_KB-BFL.docx
@@ -32,9 +32,16 @@
       <w:r>
         <w:t xml:space="preserve">Version </w:t>
       </w:r>
-      <w:r>
-        <w:t>4</w:t>
-      </w:r>
+      <w:ins w:id="0" w:author="Gottfried Zimmermann" w:date="2026-07-01T14:17:00Z" w16du:dateUtc="2026-07-01T12:17:00Z">
+        <w:r>
+          <w:t>5</w:t>
+        </w:r>
+      </w:ins>
+      <w:del w:id="1" w:author="Gottfried Zimmermann" w:date="2026-07-01T14:17:00Z" w16du:dateUtc="2026-07-01T12:17:00Z">
+        <w:r>
+          <w:delText>4</w:delText>
+        </w:r>
+      </w:del>
       <w:r>
         <w:t xml:space="preserve"> – 202</w:t>
       </w:r>
@@ -47,9 +54,16 @@
       <w:r>
         <w:t>0</w:t>
       </w:r>
-      <w:r>
-        <w:t>6-26</w:t>
-      </w:r>
+      <w:del w:id="2" w:author="Gottfried Zimmermann" w:date="2026-07-01T14:17:00Z" w16du:dateUtc="2026-07-01T12:17:00Z">
+        <w:r>
+          <w:delText>6-26</w:delText>
+        </w:r>
+      </w:del>
+      <w:ins w:id="3" w:author="Gottfried Zimmermann" w:date="2026-07-01T14:17:00Z" w16du:dateUtc="2026-07-01T12:17:00Z">
+        <w:r>
+          <w:t>7-01</w:t>
+        </w:r>
+      </w:ins>
     </w:p>
     <w:p>
       <w:r>
@@ -166,10 +180,26 @@
         </w:r>
       </w:hyperlink>
       <w:r>
-        <w:t xml:space="preserve"> (kostenlose Registrierung).</w:t>
+        <w:t xml:space="preserve"> </w:t>
+      </w:r>
+      <w:ins w:id="4" w:author="Gottfried Zimmermann" w:date="2026-07-01T14:16:00Z" w16du:dateUtc="2026-07-01T12:16:00Z">
+        <w:r>
+          <w:t xml:space="preserve">mit Ihrer persönlichen Email </w:t>
+        </w:r>
+      </w:ins>
+      <w:r>
+        <w:t>(kostenlose Registrierung).</w:t>
       </w:r>
       <w:r>
-        <w:t xml:space="preserve"> Für die Ausstellung Ihrer Bescheinigung (im Erfolgsfall) wird der in Moodle hinterlegte Name verwendet. Bitte geben Sie daher bei der </w:t>
+        <w:t xml:space="preserve"> </w:t>
+      </w:r>
+      <w:ins w:id="5" w:author="Gottfried Zimmermann" w:date="2026-07-01T14:17:00Z" w16du:dateUtc="2026-07-01T12:17:00Z">
+        <w:r>
+          <w:t xml:space="preserve">Accounts dürfen nicht zwischen Personen geteilt werden. </w:t>
+        </w:r>
+      </w:ins>
+      <w:r>
+        <w:t xml:space="preserve">Für die Ausstellung Ihrer Bescheinigung (im Erfolgsfall) wird der in Moodle hinterlegte Name verwendet. Bitte geben Sie daher bei der </w:t>
       </w:r>
       <w:r>
         <w:t>Registrierung</w:t>
@@ -362,6 +392,7 @@
         </w:numPr>
       </w:pPr>
       <w:r>
+        <w:lastRenderedPageBreak/>
         <w:t>Vergessen Sie nicht</w:t>
       </w:r>
       <w:r>
@@ -380,7 +411,6 @@
         </w:numPr>
       </w:pPr>
       <w:r>
-        <w:lastRenderedPageBreak/>
         <w:t>Tragen Sie sich auf der Anwesenheitsliste am Prüfungsort ein. Mit Ihrer Unterschrift bestätigen Sie Ihre Teilnahme am Examen und erklären schriftlich Ihr Einverständnis zu den in diesem Merkblatt festgehaltenen Regeln und Abläufen.</w:t>
       </w:r>
     </w:p>
@@ -626,14 +656,14 @@
         <w:t xml:space="preserve">Falls </w:t>
       </w:r>
       <w:r>
-        <w:t xml:space="preserve">Sie trotzdem auf ein technisches Problem stoßen sollten, oder falls </w:t>
-      </w:r>
-      <w:r>
-        <w:t xml:space="preserve">Sie den Browser während der Prüfung </w:t>
+        <w:t xml:space="preserve">Sie trotzdem auf ein </w:t>
       </w:r>
       <w:r>
         <w:lastRenderedPageBreak/>
-        <w:t xml:space="preserve">aus Versehen schließen, öffnen Sie </w:t>
+        <w:t xml:space="preserve">technisches Problem stoßen sollten, oder falls </w:t>
+      </w:r>
+      <w:r>
+        <w:t xml:space="preserve">Sie den Browser während der Prüfung aus Versehen schließen, öffnen Sie </w:t>
       </w:r>
       <w:r>
         <w:t xml:space="preserve">ein neues </w:t>
@@ -755,15 +785,7 @@
         <w:t xml:space="preserve">Nach erfolgreichem Bestehen der Prüfung können Sie sich Ihre schriftliche Bescheinigung zum Knowledge Badge direkt im Examenskurs herunterladen. </w:t>
       </w:r>
       <w:r>
-        <w:t xml:space="preserve">Zusätzlich bekommen Sie das Knowledge Badge auch per </w:t>
-      </w:r>
-      <w:proofErr w:type="gramStart"/>
-      <w:r>
-        <w:t>Email</w:t>
-      </w:r>
-      <w:proofErr w:type="gramEnd"/>
-      <w:r>
-        <w:t xml:space="preserve"> zugesandt.</w:t>
+        <w:t>Zusätzlich bekommen Sie das Knowledge Badge auch per Email zugesandt.</w:t>
       </w:r>
     </w:p>
     <w:p>
@@ -3184,6 +3206,14 @@
     <w:abstractNumId w:val="10"/>
   </w:num>
 </w:numbering>
+</file>
+
+<file path=word/people.xml><?xml version="1.0" encoding="utf-8"?>
+<w15:people xmlns:wpc="http://schemas.microsoft.com/office/word/2010/wordprocessingCanvas" xmlns:cx="http://schemas.microsoft.com/office/drawing/2014/chartex" xmlns:cx1="http://schemas.microsoft.com/office/drawing/2015/9/8/chartex" xmlns:cx2="http://schemas.microsoft.com/office/drawing/2015/10/21/chartex" xmlns:cx3="http://schemas.microsoft.com/office/drawing/2016/5/9/chartex" xmlns:cx4="http://schemas.microsoft.com/office/drawing/2016/5/10/chartex" xmlns:cx5="http://schemas.microsoft.com/office/drawing/2016/5/11/chartex" xmlns:cx6="http://schemas.microsoft.com/office/drawing/2016/5/12/chartex" xmlns:cx7="http://schemas.microsoft.com/office/drawing/2016/5/13/chartex" xmlns:cx8="http://schemas.microsoft.com/office/drawing/2016/5/14/chartex" xmlns:mc="http://schemas.openxmlformats.org/markup-compatibility/2006" xmlns:aink="http://schemas.microsoft.com/office/drawing/2016/ink" xmlns:am3d="http://schemas.microsoft.com/office/drawing/2017/model3d" xmlns:o="urn:schemas-microsoft-com:office:office" xmlns:oel="http://schemas.microsoft.com/office/2019/extlst" xmlns:r="http://schemas.openxmlformats.org/officeDocument/2006/relationships" xmlns:m="http://schemas.openxmlformats.org/officeDocument/2006/math" xmlns:v="urn:schemas-microsoft-com:vml" xmlns:wp14="http://schemas.microsoft.com/office/word/2010/wordprocessingDrawing" xmlns:wp="http://schemas.openxmlformats.org/drawingml/2006/wordprocessingDrawing" xmlns:w10="urn:schemas-microsoft-com:office:word" xmlns:w="http://schemas.openxmlformats.org/wordprocessingml/2006/main" xmlns:w14="http://schemas.microsoft.com/office/word/2010/wordml" xmlns:w15="http://schemas.microsoft.com/office/word/2012/wordml" xmlns:w16cex="http://schemas.microsoft.com/office/word/2018/wordml/cex" xmlns:w16cid="http://schemas.microsoft.com/office/word/2016/wordml/cid" xmlns:w16="http://schemas.microsoft.com/office/word/2018/wordml" xmlns:w16du="http://schemas.microsoft.com/office/word/2023/wordml/word16du" xmlns:w16sdtdh="http://schemas.microsoft.com/office/word/2020/wordml/sdtdatahash" xmlns:w16sdtfl="http://schemas.microsoft.com/office/word/2024/wordml/sdtformatlock" xmlns:w16se="http://schemas.microsoft.com/office/word/2015/wordml/symex" xmlns:wpg="http://schemas.microsoft.com/office/word/2010/wordprocessingGroup" xmlns:wpi="http://schemas.microsoft.com/office/word/2010/wordprocessingInk" xmlns:wne="http://schemas.microsoft.com/office/word/2006/wordml" xmlns:wps="http://schemas.microsoft.com/office/word/2010/wordprocessingShape" mc:Ignorable="w14 w15 w16se w16cid w16 w16cex w16sdtdh w16sdtfl w16du wp14">
+  <w15:person w15:author="Gottfried Zimmermann">
+    <w15:presenceInfo w15:providerId="Windows Live" w15:userId="89dddc6042953ddf"/>
+  </w15:person>
+</w15:people>
 </file>
 
 <file path=word/styles.xml><?xml version="1.0" encoding="utf-8"?>

--- a/Merkblätter/Merkblatt_Prüflinge_KB-BFL.docx
+++ b/Merkblätter/Merkblatt_Prüflinge_KB-BFL.docx
@@ -32,16 +32,9 @@
       <w:r>
         <w:t xml:space="preserve">Version </w:t>
       </w:r>
-      <w:ins w:id="0" w:author="Gottfried Zimmermann" w:date="2026-07-01T14:17:00Z" w16du:dateUtc="2026-07-01T12:17:00Z">
-        <w:r>
-          <w:t>5</w:t>
-        </w:r>
-      </w:ins>
-      <w:del w:id="1" w:author="Gottfried Zimmermann" w:date="2026-07-01T14:17:00Z" w16du:dateUtc="2026-07-01T12:17:00Z">
-        <w:r>
-          <w:delText>4</w:delText>
-        </w:r>
-      </w:del>
+      <w:r>
+        <w:t>5</w:t>
+      </w:r>
       <w:r>
         <w:t xml:space="preserve"> – 202</w:t>
       </w:r>
@@ -54,16 +47,9 @@
       <w:r>
         <w:t>0</w:t>
       </w:r>
-      <w:del w:id="2" w:author="Gottfried Zimmermann" w:date="2026-07-01T14:17:00Z" w16du:dateUtc="2026-07-01T12:17:00Z">
-        <w:r>
-          <w:delText>6-26</w:delText>
-        </w:r>
-      </w:del>
-      <w:ins w:id="3" w:author="Gottfried Zimmermann" w:date="2026-07-01T14:17:00Z" w16du:dateUtc="2026-07-01T12:17:00Z">
-        <w:r>
-          <w:t>7-01</w:t>
-        </w:r>
-      </w:ins>
+      <w:r>
+        <w:t>7-01</w:t>
+      </w:r>
     </w:p>
     <w:p>
       <w:r>
@@ -182,22 +168,26 @@
       <w:r>
         <w:t xml:space="preserve"> </w:t>
       </w:r>
-      <w:ins w:id="4" w:author="Gottfried Zimmermann" w:date="2026-07-01T14:16:00Z" w16du:dateUtc="2026-07-01T12:16:00Z">
-        <w:r>
-          <w:t xml:space="preserve">mit Ihrer persönlichen Email </w:t>
-        </w:r>
-      </w:ins>
+      <w:r>
+        <w:t xml:space="preserve">mit Ihrer persönlichen </w:t>
+      </w:r>
+      <w:proofErr w:type="gramStart"/>
+      <w:r>
+        <w:t>Email</w:t>
+      </w:r>
+      <w:proofErr w:type="gramEnd"/>
+      <w:r>
+        <w:t xml:space="preserve"> </w:t>
+      </w:r>
       <w:r>
         <w:t>(kostenlose Registrierung).</w:t>
       </w:r>
       <w:r>
         <w:t xml:space="preserve"> </w:t>
       </w:r>
-      <w:ins w:id="5" w:author="Gottfried Zimmermann" w:date="2026-07-01T14:17:00Z" w16du:dateUtc="2026-07-01T12:17:00Z">
-        <w:r>
-          <w:t xml:space="preserve">Accounts dürfen nicht zwischen Personen geteilt werden. </w:t>
-        </w:r>
-      </w:ins>
+      <w:r>
+        <w:t xml:space="preserve">Accounts dürfen nicht zwischen Personen geteilt werden. </w:t>
+      </w:r>
       <w:r>
         <w:t xml:space="preserve">Für die Ausstellung Ihrer Bescheinigung (im Erfolgsfall) wird der in Moodle hinterlegte Name verwendet. Bitte geben Sie daher bei der </w:t>
       </w:r>
@@ -785,7 +775,15 @@
         <w:t xml:space="preserve">Nach erfolgreichem Bestehen der Prüfung können Sie sich Ihre schriftliche Bescheinigung zum Knowledge Badge direkt im Examenskurs herunterladen. </w:t>
       </w:r>
       <w:r>
-        <w:t>Zusätzlich bekommen Sie das Knowledge Badge auch per Email zugesandt.</w:t>
+        <w:t xml:space="preserve">Zusätzlich bekommen Sie das Knowledge Badge auch per </w:t>
+      </w:r>
+      <w:proofErr w:type="gramStart"/>
+      <w:r>
+        <w:t>Email</w:t>
+      </w:r>
+      <w:proofErr w:type="gramEnd"/>
+      <w:r>
+        <w:t xml:space="preserve"> zugesandt.</w:t>
       </w:r>
     </w:p>
     <w:p>
@@ -3206,14 +3204,6 @@
     <w:abstractNumId w:val="10"/>
   </w:num>
 </w:numbering>
-</file>
-
-<file path=word/people.xml><?xml version="1.0" encoding="utf-8"?>
-<w15:people xmlns:wpc="http://schemas.microsoft.com/office/word/2010/wordprocessingCanvas" xmlns:cx="http://schemas.microsoft.com/office/drawing/2014/chartex" xmlns:cx1="http://schemas.microsoft.com/office/drawing/2015/9/8/chartex" xmlns:cx2="http://schemas.microsoft.com/office/drawing/2015/10/21/chartex" xmlns:cx3="http://schemas.microsoft.com/office/drawing/2016/5/9/chartex" xmlns:cx4="http://schemas.microsoft.com/office/drawing/2016/5/10/chartex" xmlns:cx5="http://schemas.microsoft.com/office/drawing/2016/5/11/chartex" xmlns:cx6="http://schemas.microsoft.com/office/drawing/2016/5/12/chartex" xmlns:cx7="http://schemas.microsoft.com/office/drawing/2016/5/13/chartex" xmlns:cx8="http://schemas.microsoft.com/office/drawing/2016/5/14/chartex" xmlns:mc="http://schemas.openxmlformats.org/markup-compatibility/2006" xmlns:aink="http://schemas.microsoft.com/office/drawing/2016/ink" xmlns:am3d="http://schemas.microsoft.com/office/drawing/2017/model3d" xmlns:o="urn:schemas-microsoft-com:office:office" xmlns:oel="http://schemas.microsoft.com/office/2019/extlst" xmlns:r="http://schemas.openxmlformats.org/officeDocument/2006/relationships" xmlns:m="http://schemas.openxmlformats.org/officeDocument/2006/math" xmlns:v="urn:schemas-microsoft-com:vml" xmlns:wp14="http://schemas.microsoft.com/office/word/2010/wordprocessingDrawing" xmlns:wp="http://schemas.openxmlformats.org/drawingml/2006/wordprocessingDrawing" xmlns:w10="urn:schemas-microsoft-com:office:word" xmlns:w="http://schemas.openxmlformats.org/wordprocessingml/2006/main" xmlns:w14="http://schemas.microsoft.com/office/word/2010/wordml" xmlns:w15="http://schemas.microsoft.com/office/word/2012/wordml" xmlns:w16cex="http://schemas.microsoft.com/office/word/2018/wordml/cex" xmlns:w16cid="http://schemas.microsoft.com/office/word/2016/wordml/cid" xmlns:w16="http://schemas.microsoft.com/office/word/2018/wordml" xmlns:w16du="http://schemas.microsoft.com/office/word/2023/wordml/word16du" xmlns:w16sdtdh="http://schemas.microsoft.com/office/word/2020/wordml/sdtdatahash" xmlns:w16sdtfl="http://schemas.microsoft.com/office/word/2024/wordml/sdtformatlock" xmlns:w16se="http://schemas.microsoft.com/office/word/2015/wordml/symex" xmlns:wpg="http://schemas.microsoft.com/office/word/2010/wordprocessingGroup" xmlns:wpi="http://schemas.microsoft.com/office/word/2010/wordprocessingInk" xmlns:wne="http://schemas.microsoft.com/office/word/2006/wordml" xmlns:wps="http://schemas.microsoft.com/office/word/2010/wordprocessingShape" mc:Ignorable="w14 w15 w16se w16cid w16 w16cex w16sdtdh w16sdtfl w16du wp14">
-  <w15:person w15:author="Gottfried Zimmermann">
-    <w15:presenceInfo w15:providerId="Windows Live" w15:userId="89dddc6042953ddf"/>
-  </w15:person>
-</w15:people>
 </file>
 
 <file path=word/styles.xml><?xml version="1.0" encoding="utf-8"?>

--- a/Merkblätter/Merkblatt_Prüflinge_KB-BFL.docx
+++ b/Merkblätter/Merkblatt_Prüflinge_KB-BFL.docx
@@ -155,7 +155,13 @@
         <w:t xml:space="preserve">Die Prüfung findet in einem Examenskurs auf der Moodle-Plattform des Kompetenzzentrums Digitale Barrierefreiheit statt. </w:t>
       </w:r>
       <w:r>
-        <w:t xml:space="preserve">Registrieren Sie sich vorab auf der Moodle-Plattform auf </w:t>
+        <w:t xml:space="preserve">Registrieren Sie sich </w:t>
+      </w:r>
+      <w:r>
+        <w:t xml:space="preserve">kostenlos </w:t>
+      </w:r>
+      <w:r>
+        <w:t xml:space="preserve">vorab auf der Moodle-Plattform auf </w:t>
       </w:r>
       <w:hyperlink r:id="rId9" w:tooltip="https://mooc.hdm-stuttgart.de" w:history="1">
         <w:r>
@@ -169,18 +175,10 @@
         <w:t xml:space="preserve"> </w:t>
       </w:r>
       <w:r>
-        <w:t xml:space="preserve">mit Ihrer persönlichen </w:t>
-      </w:r>
-      <w:proofErr w:type="gramStart"/>
-      <w:r>
-        <w:t>Email</w:t>
-      </w:r>
-      <w:proofErr w:type="gramEnd"/>
-      <w:r>
-        <w:t xml:space="preserve"> </w:t>
+        <w:t>mit Ihrer persönlichen Email</w:t>
       </w:r>
       <w:r>
-        <w:t>(kostenlose Registrierung).</w:t>
+        <w:t>.</w:t>
       </w:r>
       <w:r>
         <w:t xml:space="preserve"> </w:t>
@@ -775,15 +773,7 @@
         <w:t xml:space="preserve">Nach erfolgreichem Bestehen der Prüfung können Sie sich Ihre schriftliche Bescheinigung zum Knowledge Badge direkt im Examenskurs herunterladen. </w:t>
       </w:r>
       <w:r>
-        <w:t xml:space="preserve">Zusätzlich bekommen Sie das Knowledge Badge auch per </w:t>
-      </w:r>
-      <w:proofErr w:type="gramStart"/>
-      <w:r>
-        <w:t>Email</w:t>
-      </w:r>
-      <w:proofErr w:type="gramEnd"/>
-      <w:r>
-        <w:t xml:space="preserve"> zugesandt.</w:t>
+        <w:t>Zusätzlich bekommen Sie das Knowledge Badge auch per Email zugesandt.</w:t>
       </w:r>
     </w:p>
     <w:p>
